--- a/微机原理和接口/experiment5/微机原理与接口技术5.docx
+++ b/微机原理和接口/experiment5/微机原理与接口技术5.docx
@@ -6,6 +6,7 @@
       <w:pPr>
         <w:jc w:val="center"/>
         <w:rPr>
+          <w:rFonts w:hint="eastAsia"/>
           <w:b/>
           <w:sz w:val="36"/>
           <w:szCs w:val="36"/>
@@ -25,6 +26,7 @@
       <w:pPr>
         <w:spacing w:line="300" w:lineRule="auto"/>
         <w:rPr>
+          <w:rFonts w:hint="eastAsia"/>
           <w:szCs w:val="21"/>
           <w:u w:val="single"/>
         </w:rPr>
@@ -220,6 +222,15 @@
         </w:rPr>
         <w:t>节</w:t>
       </w:r>
+    </w:p>
+    <w:p>
+      <w:pPr>
+        <w:spacing w:line="300" w:lineRule="auto"/>
+        <w:rPr>
+          <w:rFonts w:hint="eastAsia"/>
+          <w:szCs w:val="21"/>
+        </w:rPr>
+      </w:pPr>
     </w:p>
     <w:p>
       <w:pPr>
@@ -231,17 +242,17 @@
         <w:spacing w:after="0" w:line="360" w:lineRule="auto"/>
         <w:jc w:val="center"/>
         <w:rPr>
+          <w:rFonts w:ascii="黑体" w:eastAsia="黑体" w:hAnsi="Times New Roman" w:cs="Times New Roman"/>
+          <w:sz w:val="48"/>
+          <w:szCs w:val="48"/>
+          <w14:ligatures w14:val="none"/>
+        </w:rPr>
+      </w:pPr>
+      <w:r>
+        <w:rPr>
           <w:rFonts w:ascii="黑体" w:eastAsia="黑体" w:hAnsi="Times New Roman" w:cs="Times New Roman" w:hint="eastAsia"/>
-          <w:sz w:val="32"/>
-          <w:szCs w:val="32"/>
-          <w14:ligatures w14:val="none"/>
-        </w:rPr>
-      </w:pPr>
-      <w:r>
-        <w:rPr>
-          <w:rFonts w:ascii="黑体" w:eastAsia="黑体" w:hAnsi="Times New Roman" w:cs="Times New Roman" w:hint="eastAsia"/>
-          <w:sz w:val="32"/>
-          <w:szCs w:val="32"/>
+          <w:sz w:val="48"/>
+          <w:szCs w:val="48"/>
           <w14:ligatures w14:val="none"/>
         </w:rPr>
         <w:t xml:space="preserve"> 实验五  </w:t>
@@ -251,8 +262,8 @@
           <w:rFonts w:ascii="黑体" w:eastAsia="黑体" w:hAnsi="Times New Roman" w:cs="Times New Roman" w:hint="eastAsia"/>
           <w:b/>
           <w:bCs/>
-          <w:sz w:val="32"/>
-          <w:szCs w:val="32"/>
+          <w:sz w:val="48"/>
+          <w:szCs w:val="48"/>
           <w14:ligatures w14:val="none"/>
         </w:rPr>
         <w:t>8255和LED数码</w:t>
@@ -263,8 +274,8 @@
           <w:rFonts w:ascii="黑体" w:eastAsia="黑体" w:hAnsi="Times New Roman" w:cs="Times New Roman" w:hint="eastAsia"/>
           <w:b/>
           <w:bCs/>
-          <w:sz w:val="32"/>
-          <w:szCs w:val="32"/>
+          <w:sz w:val="48"/>
+          <w:szCs w:val="48"/>
           <w14:ligatures w14:val="none"/>
         </w:rPr>
         <w:t>管显示</w:t>
@@ -275,8 +286,8 @@
           <w:rFonts w:ascii="黑体" w:eastAsia="黑体" w:hAnsi="Times New Roman" w:cs="Times New Roman" w:hint="eastAsia"/>
           <w:b/>
           <w:bCs/>
-          <w:sz w:val="32"/>
-          <w:szCs w:val="32"/>
+          <w:sz w:val="48"/>
+          <w:szCs w:val="48"/>
           <w14:ligatures w14:val="none"/>
         </w:rPr>
         <w:t>实验</w:t>
@@ -284,6 +295,26 @@
     </w:p>
     <w:p>
       <w:pPr>
+        <w:rPr>
+          <w:rFonts w:ascii="黑体" w:eastAsia="黑体" w:hAnsi="Cambria"/>
+          <w:b/>
+          <w:bCs/>
+          <w:sz w:val="30"/>
+          <w:szCs w:val="30"/>
+        </w:rPr>
+      </w:pPr>
+    </w:p>
+    <w:p>
+      <w:pPr>
+        <w:rPr>
+          <w:rFonts w:ascii="黑体" w:eastAsia="黑体" w:hAnsi="Cambria"/>
+          <w:b/>
+          <w:bCs/>
+          <w:sz w:val="30"/>
+          <w:szCs w:val="30"/>
+        </w:rPr>
+      </w:pPr>
+      <w:r>
         <w:rPr>
           <w:rFonts w:ascii="黑体" w:eastAsia="黑体" w:hAnsi="Cambria" w:hint="eastAsia"/>
           <w:b/>
@@ -291,22 +322,13 @@
           <w:sz w:val="30"/>
           <w:szCs w:val="30"/>
         </w:rPr>
-      </w:pPr>
-      <w:r>
-        <w:rPr>
-          <w:rFonts w:ascii="黑体" w:eastAsia="黑体" w:hAnsi="Cambria" w:hint="eastAsia"/>
+        <w:t xml:space="preserve">一、实验目的  </w:t>
+      </w:r>
+      <w:r>
+        <w:rPr>
+          <w:rFonts w:hint="eastAsia"/>
           <w:b/>
           <w:bCs/>
-          <w:sz w:val="30"/>
-          <w:szCs w:val="30"/>
-        </w:rPr>
-        <w:t xml:space="preserve">一、实验目的  </w:t>
-      </w:r>
-      <w:r>
-        <w:rPr>
-          <w:rFonts w:hint="eastAsia"/>
-          <w:b/>
-          <w:bCs/>
         </w:rPr>
         <w:t xml:space="preserve"> </w:t>
       </w:r>
@@ -338,12 +360,12 @@
       </w:r>
       <w:smartTag w:uri="urn:schemas-microsoft-com:office:smarttags" w:element="chmetcnv">
         <w:smartTagPr>
+          <w:attr w:name="UnitName" w:val="a"/>
+          <w:attr w:name="SourceValue" w:val="8255"/>
+          <w:attr w:name="HasSpace" w:val="False"/>
+          <w:attr w:name="Negative" w:val="False"/>
+          <w:attr w:name="NumberType" w:val="1"/>
           <w:attr w:name="TCSC" w:val="0"/>
-          <w:attr w:name="NumberType" w:val="1"/>
-          <w:attr w:name="Negative" w:val="False"/>
-          <w:attr w:name="HasSpace" w:val="False"/>
-          <w:attr w:name="SourceValue" w:val="8255"/>
-          <w:attr w:name="UnitName" w:val="a"/>
         </w:smartTagPr>
         <w:r>
           <w:rPr>
@@ -416,6 +438,17 @@
     <w:p>
       <w:pPr>
         <w:rPr>
+          <w:rFonts w:ascii="黑体" w:eastAsia="黑体" w:hAnsi="Cambria" w:hint="eastAsia"/>
+          <w:b/>
+          <w:bCs/>
+          <w:sz w:val="30"/>
+          <w:szCs w:val="30"/>
+        </w:rPr>
+      </w:pPr>
+    </w:p>
+    <w:p>
+      <w:pPr>
+        <w:rPr>
           <w:rFonts w:ascii="黑体" w:eastAsia="黑体" w:hAnsi="Cambria"/>
           <w:b/>
           <w:bCs/>
@@ -423,33 +456,12 @@
           <w:szCs w:val="30"/>
         </w:rPr>
       </w:pPr>
-    </w:p>
-    <w:p>
-      <w:pPr>
-        <w:rPr>
-          <w:rFonts w:ascii="黑体" w:eastAsia="黑体" w:hAnsi="Cambria" w:hint="eastAsia"/>
-          <w:b/>
-          <w:bCs/>
-          <w:sz w:val="30"/>
-          <w:szCs w:val="30"/>
-        </w:rPr>
-      </w:pPr>
-    </w:p>
-    <w:p>
-      <w:pPr>
-        <w:rPr>
-          <w:rFonts w:ascii="黑体" w:eastAsia="黑体" w:hAnsi="Cambria" w:hint="eastAsia"/>
-          <w:b/>
-          <w:bCs/>
-          <w:sz w:val="30"/>
-          <w:szCs w:val="30"/>
-        </w:rPr>
-      </w:pPr>
       <w:r>
         <w:rPr>
           <w:rFonts w:ascii="黑体" w:eastAsia="黑体" w:hAnsi="Cambria"/>
           <w:b/>
           <w:bCs/>
+          <w:noProof/>
           <w:sz w:val="30"/>
           <w:szCs w:val="30"/>
         </w:rPr>
@@ -614,21 +626,21 @@
     <w:p>
       <w:pPr>
         <w:rPr>
+          <w:rFonts w:ascii="黑体" w:eastAsia="黑体" w:hAnsi="Cambria"/>
+          <w:b/>
+          <w:bCs/>
+          <w:sz w:val="30"/>
+          <w:szCs w:val="30"/>
+        </w:rPr>
+      </w:pPr>
+      <w:r>
+        <w:rPr>
           <w:rFonts w:ascii="黑体" w:eastAsia="黑体" w:hAnsi="Cambria" w:hint="eastAsia"/>
           <w:b/>
           <w:bCs/>
           <w:sz w:val="30"/>
           <w:szCs w:val="30"/>
         </w:rPr>
-      </w:pPr>
-      <w:r>
-        <w:rPr>
-          <w:rFonts w:ascii="黑体" w:eastAsia="黑体" w:hAnsi="Cambria" w:hint="eastAsia"/>
-          <w:b/>
-          <w:bCs/>
-          <w:sz w:val="30"/>
-          <w:szCs w:val="30"/>
-        </w:rPr>
         <w:lastRenderedPageBreak/>
         <w:t>三、实验内容</w:t>
       </w:r>
@@ -647,12 +659,12 @@
       </w:r>
       <w:smartTag w:uri="urn:schemas-microsoft-com:office:smarttags" w:element="chmetcnv">
         <w:smartTagPr>
+          <w:attr w:name="UnitName" w:val="a"/>
+          <w:attr w:name="SourceValue" w:val="8255"/>
+          <w:attr w:name="HasSpace" w:val="False"/>
+          <w:attr w:name="Negative" w:val="False"/>
+          <w:attr w:name="NumberType" w:val="1"/>
           <w:attr w:name="TCSC" w:val="0"/>
-          <w:attr w:name="NumberType" w:val="1"/>
-          <w:attr w:name="Negative" w:val="False"/>
-          <w:attr w:name="HasSpace" w:val="False"/>
-          <w:attr w:name="SourceValue" w:val="8255"/>
-          <w:attr w:name="UnitName" w:val="a"/>
         </w:smartTagPr>
         <w:r>
           <w:rPr>
@@ -711,11 +723,6 @@
       </w:r>
     </w:p>
     <w:p>
-      <w:pPr>
-        <w:rPr>
-          <w:rFonts w:hint="eastAsia"/>
-        </w:rPr>
-      </w:pPr>
       <w:r>
         <w:rPr>
           <w:rFonts w:hint="eastAsia"/>
@@ -738,12 +745,12 @@
       </w:r>
       <w:smartTag w:uri="urn:schemas-microsoft-com:office:smarttags" w:element="chmetcnv">
         <w:smartTagPr>
+          <w:attr w:name="UnitName" w:val="C"/>
+          <w:attr w:name="SourceValue" w:val="8255"/>
+          <w:attr w:name="HasSpace" w:val="False"/>
+          <w:attr w:name="Negative" w:val="False"/>
+          <w:attr w:name="NumberType" w:val="1"/>
           <w:attr w:name="TCSC" w:val="0"/>
-          <w:attr w:name="NumberType" w:val="1"/>
-          <w:attr w:name="Negative" w:val="False"/>
-          <w:attr w:name="HasSpace" w:val="False"/>
-          <w:attr w:name="SourceValue" w:val="8255"/>
-          <w:attr w:name="UnitName" w:val="C"/>
         </w:smartTagPr>
         <w:r>
           <w:rPr>
@@ -762,7 +769,14 @@
     <w:p>
       <w:pPr>
         <w:rPr>
-          <w:rFonts w:ascii="黑体" w:eastAsia="黑体" w:hAnsi="Cambria" w:hint="eastAsia"/>
+          <w:rFonts w:hint="eastAsia"/>
+        </w:rPr>
+      </w:pPr>
+    </w:p>
+    <w:p>
+      <w:pPr>
+        <w:rPr>
+          <w:rFonts w:ascii="黑体" w:eastAsia="黑体" w:hAnsi="Cambria"/>
           <w:b/>
           <w:bCs/>
           <w:sz w:val="30"/>
@@ -1043,14 +1057,956 @@
     <w:p>
       <w:pPr>
         <w:rPr>
+          <w:rFonts w:ascii="黑体" w:eastAsia="黑体" w:hAnsi="Cambria"/>
+          <w:b/>
+          <w:bCs/>
+          <w:sz w:val="30"/>
+          <w:szCs w:val="30"/>
+        </w:rPr>
+      </w:pPr>
+      <w:bookmarkStart w:id="0" w:name="_Hlk184153602"/>
+      <w:r>
+        <w:rPr>
           <w:rFonts w:ascii="黑体" w:eastAsia="黑体" w:hAnsi="Cambria" w:hint="eastAsia"/>
           <w:b/>
           <w:bCs/>
           <w:sz w:val="30"/>
           <w:szCs w:val="30"/>
         </w:rPr>
-      </w:pPr>
-      <w:bookmarkStart w:id="0" w:name="_Hlk184153602"/>
+        <w:t>实验一</w:t>
+      </w:r>
+    </w:p>
+    <w:bookmarkEnd w:id="0"/>
+    <w:p>
+      <w:pPr>
+        <w:rPr>
+          <w:rFonts w:hint="eastAsia"/>
+        </w:rPr>
+      </w:pPr>
+      <w:r>
+        <w:t>DATA SEGMENT</w:t>
+      </w:r>
+    </w:p>
+    <w:p>
+      <w:pPr>
+        <w:rPr>
+          <w:rFonts w:hint="eastAsia"/>
+        </w:rPr>
+      </w:pPr>
+      <w:r>
+        <w:t xml:space="preserve">      </w:t>
+      </w:r>
+      <w:r>
+        <w:rPr>
+          <w:i/>
+          <w:iCs/>
+        </w:rPr>
+        <w:t>; 定义一个字节数组LED，存储0~9对应的7段数码管段码值</w:t>
+      </w:r>
+    </w:p>
+    <w:p>
+      <w:pPr>
+        <w:rPr>
+          <w:rFonts w:hint="eastAsia"/>
+        </w:rPr>
+      </w:pPr>
+      <w:r>
+        <w:lastRenderedPageBreak/>
+        <w:t xml:space="preserve">      </w:t>
+      </w:r>
+      <w:proofErr w:type="gramStart"/>
+      <w:r>
+        <w:t>LED  DB</w:t>
+      </w:r>
+      <w:proofErr w:type="gramEnd"/>
+      <w:r>
+        <w:t xml:space="preserve"> 3FH,06H,5BH,4FH,66H,6DH,7DH,07H,7FH,6FH</w:t>
+      </w:r>
+    </w:p>
+    <w:p>
+      <w:pPr>
+        <w:rPr>
+          <w:rFonts w:hint="eastAsia"/>
+        </w:rPr>
+      </w:pPr>
+      <w:r>
+        <w:t xml:space="preserve">    </w:t>
+      </w:r>
+    </w:p>
+    <w:p>
+      <w:pPr>
+        <w:rPr>
+          <w:rFonts w:hint="eastAsia"/>
+        </w:rPr>
+      </w:pPr>
+      <w:r>
+        <w:t xml:space="preserve">      </w:t>
+      </w:r>
+      <w:r>
+        <w:rPr>
+          <w:i/>
+          <w:iCs/>
+        </w:rPr>
+        <w:t>; 定义一个字符串MSG，包含要显示的个人信息，以'$'结尾</w:t>
+      </w:r>
+    </w:p>
+    <w:p>
+      <w:pPr>
+        <w:rPr>
+          <w:rFonts w:hint="eastAsia"/>
+        </w:rPr>
+      </w:pPr>
+      <w:r>
+        <w:t xml:space="preserve">      </w:t>
+      </w:r>
+      <w:proofErr w:type="gramStart"/>
+      <w:r>
+        <w:t>MSG  DB</w:t>
+      </w:r>
+      <w:proofErr w:type="gramEnd"/>
+      <w:r>
+        <w:t xml:space="preserve"> 0DH,0AH,'zhangchongwen 202202296 </w:t>
+      </w:r>
+      <w:proofErr w:type="spellStart"/>
+      <w:r>
+        <w:t>lizihang</w:t>
+      </w:r>
+      <w:proofErr w:type="spellEnd"/>
+      <w:r>
+        <w:t xml:space="preserve"> 202202297$',0DH,0AH,'$'</w:t>
+      </w:r>
+    </w:p>
+    <w:p>
+      <w:pPr>
+        <w:rPr>
+          <w:rFonts w:hint="eastAsia"/>
+        </w:rPr>
+      </w:pPr>
+      <w:r>
+        <w:t>DATA ENDS</w:t>
+      </w:r>
+    </w:p>
+    <w:p>
+      <w:pPr>
+        <w:rPr>
+          <w:rFonts w:hint="eastAsia"/>
+        </w:rPr>
+      </w:pPr>
+    </w:p>
+    <w:p>
+      <w:pPr>
+        <w:rPr>
+          <w:rFonts w:hint="eastAsia"/>
+        </w:rPr>
+      </w:pPr>
+      <w:r>
+        <w:t>CODE SEGMENT</w:t>
+      </w:r>
+    </w:p>
+    <w:p>
+      <w:pPr>
+        <w:rPr>
+          <w:rFonts w:hint="eastAsia"/>
+        </w:rPr>
+      </w:pPr>
+      <w:r>
+        <w:t xml:space="preserve">            ASSUME </w:t>
+      </w:r>
+      <w:proofErr w:type="gramStart"/>
+      <w:r>
+        <w:t>CS:CODE</w:t>
+      </w:r>
+      <w:proofErr w:type="gramEnd"/>
+      <w:r>
+        <w:t>, DS:DATA</w:t>
+      </w:r>
+    </w:p>
+    <w:p>
+      <w:pPr>
+        <w:rPr>
+          <w:rFonts w:hint="eastAsia"/>
+        </w:rPr>
+      </w:pPr>
+      <w:r>
+        <w:t>      START:</w:t>
+      </w:r>
+    </w:p>
+    <w:p>
+      <w:pPr>
+        <w:rPr>
+          <w:rFonts w:hint="eastAsia"/>
+        </w:rPr>
+      </w:pPr>
+      <w:r>
+        <w:t xml:space="preserve">      </w:t>
+      </w:r>
+      <w:r>
+        <w:rPr>
+          <w:i/>
+          <w:iCs/>
+        </w:rPr>
+        <w:t>; 初始化数据段寄存器DS</w:t>
+      </w:r>
+    </w:p>
+    <w:p>
+      <w:pPr>
+        <w:rPr>
+          <w:rFonts w:hint="eastAsia"/>
+        </w:rPr>
+      </w:pPr>
+      <w:r>
+        <w:t>            MOV    AX, DATA</w:t>
+      </w:r>
+    </w:p>
+    <w:p>
+      <w:pPr>
+        <w:rPr>
+          <w:rFonts w:hint="eastAsia"/>
+        </w:rPr>
+      </w:pPr>
+      <w:r>
+        <w:t>            MOV    DS, AX</w:t>
+      </w:r>
+    </w:p>
+    <w:p>
+      <w:pPr>
+        <w:rPr>
+          <w:rFonts w:hint="eastAsia"/>
+        </w:rPr>
+      </w:pPr>
+      <w:r>
+        <w:t xml:space="preserve">          </w:t>
+      </w:r>
+    </w:p>
+    <w:p>
+      <w:pPr>
+        <w:rPr>
+          <w:rFonts w:hint="eastAsia"/>
+        </w:rPr>
+      </w:pPr>
+      <w:r>
+        <w:t xml:space="preserve">      </w:t>
+      </w:r>
+      <w:r>
+        <w:rPr>
+          <w:i/>
+          <w:iCs/>
+        </w:rPr>
+        <w:t>; 初始化8255芯片，假设8255的控制端口地址是28BH</w:t>
+      </w:r>
+    </w:p>
+    <w:p>
+      <w:pPr>
+        <w:rPr>
+          <w:rFonts w:hint="eastAsia"/>
+        </w:rPr>
+      </w:pPr>
+      <w:r>
+        <w:t>            MOV    DX, 28BH</w:t>
+      </w:r>
+    </w:p>
+    <w:p>
+      <w:pPr>
+        <w:rPr>
+          <w:rFonts w:hint="eastAsia"/>
+        </w:rPr>
+      </w:pPr>
+      <w:r>
+        <w:t>            MOV    AL, 80H</w:t>
+      </w:r>
+    </w:p>
+    <w:p>
+      <w:pPr>
+        <w:rPr>
+          <w:rFonts w:hint="eastAsia"/>
+        </w:rPr>
+      </w:pPr>
+      <w:r>
+        <w:t>            OUT    DX, AL</w:t>
+      </w:r>
+    </w:p>
+    <w:p>
+      <w:pPr>
+        <w:rPr>
+          <w:rFonts w:hint="eastAsia"/>
+        </w:rPr>
+      </w:pPr>
+      <w:r>
+        <w:t>   </w:t>
+      </w:r>
+    </w:p>
+    <w:p>
+      <w:pPr>
+        <w:rPr>
+          <w:rFonts w:hint="eastAsia"/>
+        </w:rPr>
+      </w:pPr>
+      <w:r>
+        <w:t xml:space="preserve">      </w:t>
+      </w:r>
+      <w:r>
+        <w:rPr>
+          <w:i/>
+          <w:iCs/>
+        </w:rPr>
+        <w:t>; 输出个人信息</w:t>
+      </w:r>
+    </w:p>
+    <w:p>
+      <w:pPr>
+        <w:rPr>
+          <w:rFonts w:hint="eastAsia"/>
+        </w:rPr>
+      </w:pPr>
+      <w:r>
+        <w:t xml:space="preserve">      </w:t>
+      </w:r>
+      <w:r>
+        <w:rPr>
+          <w:i/>
+          <w:iCs/>
+        </w:rPr>
+        <w:t>; 加载字符串MSG的地址到DX寄存器</w:t>
+      </w:r>
+    </w:p>
+    <w:p>
+      <w:pPr>
+        <w:rPr>
+          <w:rFonts w:hint="eastAsia"/>
+        </w:rPr>
+      </w:pPr>
+      <w:r>
+        <w:t>            LEA    DX, MSG</w:t>
+      </w:r>
+    </w:p>
+    <w:p>
+      <w:pPr>
+        <w:rPr>
+          <w:rFonts w:hint="eastAsia"/>
+        </w:rPr>
+      </w:pPr>
+      <w:r>
+        <w:t xml:space="preserve">          </w:t>
+      </w:r>
+    </w:p>
+    <w:p>
+      <w:pPr>
+        <w:rPr>
+          <w:rFonts w:hint="eastAsia"/>
+        </w:rPr>
+      </w:pPr>
+      <w:r>
+        <w:t xml:space="preserve">      </w:t>
+      </w:r>
+      <w:r>
+        <w:rPr>
+          <w:i/>
+          <w:iCs/>
+        </w:rPr>
+        <w:t>; 设置功能号为09H，用于显示字符串</w:t>
+      </w:r>
+    </w:p>
+    <w:p>
+      <w:pPr>
+        <w:rPr>
+          <w:rFonts w:hint="eastAsia"/>
+        </w:rPr>
+      </w:pPr>
+      <w:r>
+        <w:t>            MOV    AH, 09H</w:t>
+      </w:r>
+    </w:p>
+    <w:p>
+      <w:pPr>
+        <w:rPr>
+          <w:rFonts w:hint="eastAsia"/>
+        </w:rPr>
+      </w:pPr>
+      <w:r>
+        <w:t xml:space="preserve">          </w:t>
+      </w:r>
+    </w:p>
+    <w:p>
+      <w:pPr>
+        <w:rPr>
+          <w:rFonts w:hint="eastAsia"/>
+        </w:rPr>
+      </w:pPr>
+      <w:r>
+        <w:t xml:space="preserve">      </w:t>
+      </w:r>
+      <w:r>
+        <w:rPr>
+          <w:i/>
+          <w:iCs/>
+        </w:rPr>
+        <w:t>; 调用DOS中断21H，显示字符串</w:t>
+      </w:r>
+    </w:p>
+    <w:p>
+      <w:pPr>
+        <w:rPr>
+          <w:rFonts w:hint="eastAsia"/>
+        </w:rPr>
+      </w:pPr>
+      <w:r>
+        <w:lastRenderedPageBreak/>
+        <w:t>            INT    21H</w:t>
+      </w:r>
+    </w:p>
+    <w:p>
+      <w:pPr>
+        <w:rPr>
+          <w:rFonts w:hint="eastAsia"/>
+        </w:rPr>
+      </w:pPr>
+      <w:r>
+        <w:t>      SSS:  </w:t>
+      </w:r>
+    </w:p>
+    <w:p>
+      <w:pPr>
+        <w:rPr>
+          <w:rFonts w:hint="eastAsia"/>
+        </w:rPr>
+      </w:pPr>
+      <w:r>
+        <w:t xml:space="preserve">      </w:t>
+      </w:r>
+      <w:r>
+        <w:rPr>
+          <w:i/>
+          <w:iCs/>
+        </w:rPr>
+        <w:t>; 从键盘读取一个字符，结果存储在AL中</w:t>
+      </w:r>
+    </w:p>
+    <w:p>
+      <w:pPr>
+        <w:rPr>
+          <w:rFonts w:hint="eastAsia"/>
+        </w:rPr>
+      </w:pPr>
+      <w:r>
+        <w:t>            MOV    AH, 01</w:t>
+      </w:r>
+    </w:p>
+    <w:p>
+      <w:pPr>
+        <w:rPr>
+          <w:rFonts w:hint="eastAsia"/>
+        </w:rPr>
+      </w:pPr>
+      <w:r>
+        <w:t>            INT    21H</w:t>
+      </w:r>
+    </w:p>
+    <w:p>
+      <w:pPr>
+        <w:rPr>
+          <w:rFonts w:hint="eastAsia"/>
+        </w:rPr>
+      </w:pPr>
+      <w:r>
+        <w:t xml:space="preserve">          </w:t>
+      </w:r>
+    </w:p>
+    <w:p>
+      <w:pPr>
+        <w:rPr>
+          <w:rFonts w:hint="eastAsia"/>
+        </w:rPr>
+      </w:pPr>
+      <w:r>
+        <w:t xml:space="preserve">      </w:t>
+      </w:r>
+      <w:r>
+        <w:rPr>
+          <w:i/>
+          <w:iCs/>
+        </w:rPr>
+        <w:t>; 检查输入的字符是否小于'0'</w:t>
+      </w:r>
+    </w:p>
+    <w:p>
+      <w:pPr>
+        <w:rPr>
+          <w:rFonts w:hint="eastAsia"/>
+        </w:rPr>
+      </w:pPr>
+      <w:r>
+        <w:t>            CMP    AL, '0'</w:t>
+      </w:r>
+    </w:p>
+    <w:p>
+      <w:pPr>
+        <w:rPr>
+          <w:rFonts w:hint="eastAsia"/>
+        </w:rPr>
+      </w:pPr>
+      <w:r>
+        <w:t>            JL     EXIT</w:t>
+      </w:r>
+    </w:p>
+    <w:p>
+      <w:pPr>
+        <w:rPr>
+          <w:rFonts w:hint="eastAsia"/>
+        </w:rPr>
+      </w:pPr>
+      <w:r>
+        <w:t xml:space="preserve">          </w:t>
+      </w:r>
+    </w:p>
+    <w:p>
+      <w:pPr>
+        <w:rPr>
+          <w:rFonts w:hint="eastAsia"/>
+        </w:rPr>
+      </w:pPr>
+      <w:r>
+        <w:t xml:space="preserve">      </w:t>
+      </w:r>
+      <w:r>
+        <w:rPr>
+          <w:i/>
+          <w:iCs/>
+        </w:rPr>
+        <w:t>; 检查输入的字符是否大于'9'</w:t>
+      </w:r>
+    </w:p>
+    <w:p>
+      <w:pPr>
+        <w:rPr>
+          <w:rFonts w:hint="eastAsia"/>
+        </w:rPr>
+      </w:pPr>
+      <w:r>
+        <w:t>            CMP    AL, '9'</w:t>
+      </w:r>
+    </w:p>
+    <w:p>
+      <w:pPr>
+        <w:rPr>
+          <w:rFonts w:hint="eastAsia"/>
+        </w:rPr>
+      </w:pPr>
+      <w:r>
+        <w:t>            JG     EXIT</w:t>
+      </w:r>
+    </w:p>
+    <w:p>
+      <w:pPr>
+        <w:rPr>
+          <w:rFonts w:hint="eastAsia"/>
+        </w:rPr>
+      </w:pPr>
+      <w:r>
+        <w:t xml:space="preserve">          </w:t>
+      </w:r>
+    </w:p>
+    <w:p>
+      <w:pPr>
+        <w:rPr>
+          <w:rFonts w:hint="eastAsia"/>
+        </w:rPr>
+      </w:pPr>
+      <w:r>
+        <w:t xml:space="preserve">      </w:t>
+      </w:r>
+      <w:r>
+        <w:rPr>
+          <w:i/>
+          <w:iCs/>
+        </w:rPr>
+        <w:t>; 将字符转换为对应的数字（减去30H）</w:t>
+      </w:r>
+    </w:p>
+    <w:p>
+      <w:pPr>
+        <w:rPr>
+          <w:rFonts w:hint="eastAsia"/>
+        </w:rPr>
+      </w:pPr>
+      <w:r>
+        <w:t>            SUB    AL, 30H</w:t>
+      </w:r>
+    </w:p>
+    <w:p>
+      <w:pPr>
+        <w:rPr>
+          <w:rFonts w:hint="eastAsia"/>
+        </w:rPr>
+      </w:pPr>
+      <w:r>
+        <w:t xml:space="preserve">          </w:t>
+      </w:r>
+    </w:p>
+    <w:p>
+      <w:pPr>
+        <w:rPr>
+          <w:rFonts w:hint="eastAsia"/>
+        </w:rPr>
+      </w:pPr>
+      <w:r>
+        <w:t xml:space="preserve">      </w:t>
+      </w:r>
+      <w:r>
+        <w:rPr>
+          <w:i/>
+          <w:iCs/>
+        </w:rPr>
+        <w:t>; 加载LED表的起始地址到BX寄存器</w:t>
+      </w:r>
+    </w:p>
+    <w:p>
+      <w:pPr>
+        <w:rPr>
+          <w:rFonts w:hint="eastAsia"/>
+        </w:rPr>
+      </w:pPr>
+      <w:r>
+        <w:t>            LEA    BX, LED</w:t>
+      </w:r>
+    </w:p>
+    <w:p>
+      <w:pPr>
+        <w:rPr>
+          <w:rFonts w:hint="eastAsia"/>
+        </w:rPr>
+      </w:pPr>
+      <w:r>
+        <w:t xml:space="preserve">          </w:t>
+      </w:r>
+    </w:p>
+    <w:p>
+      <w:pPr>
+        <w:rPr>
+          <w:rFonts w:hint="eastAsia"/>
+        </w:rPr>
+      </w:pPr>
+      <w:r>
+        <w:t xml:space="preserve">      </w:t>
+      </w:r>
+      <w:r>
+        <w:rPr>
+          <w:i/>
+          <w:iCs/>
+        </w:rPr>
+        <w:t>; 使用AL中的数字作为索引，从LED表中获取对应的段码</w:t>
+      </w:r>
+    </w:p>
+    <w:p>
+      <w:pPr>
+        <w:rPr>
+          <w:rFonts w:hint="eastAsia"/>
+        </w:rPr>
+      </w:pPr>
+      <w:r>
+        <w:t>            XLAT</w:t>
+      </w:r>
+    </w:p>
+    <w:p>
+      <w:pPr>
+        <w:rPr>
+          <w:rFonts w:hint="eastAsia"/>
+        </w:rPr>
+      </w:pPr>
+      <w:r>
+        <w:t xml:space="preserve">      </w:t>
+      </w:r>
+      <w:r>
+        <w:rPr>
+          <w:i/>
+          <w:iCs/>
+        </w:rPr>
+        <w:t>; 从8255的A口输出段码</w:t>
+      </w:r>
+    </w:p>
+    <w:p>
+      <w:pPr>
+        <w:rPr>
+          <w:rFonts w:hint="eastAsia"/>
+        </w:rPr>
+      </w:pPr>
+      <w:r>
+        <w:t xml:space="preserve">      </w:t>
+      </w:r>
+      <w:r>
+        <w:rPr>
+          <w:i/>
+          <w:iCs/>
+        </w:rPr>
+        <w:t>; 假设8255的A口地址是288H</w:t>
+      </w:r>
+    </w:p>
+    <w:p>
+      <w:pPr>
+        <w:rPr>
+          <w:rFonts w:hint="eastAsia"/>
+        </w:rPr>
+      </w:pPr>
+      <w:r>
+        <w:t>            MOV    DX, 288H</w:t>
+      </w:r>
+    </w:p>
+    <w:p>
+      <w:pPr>
+        <w:rPr>
+          <w:rFonts w:hint="eastAsia"/>
+        </w:rPr>
+      </w:pPr>
+      <w:r>
+        <w:t>            OUT    DX, AL</w:t>
+      </w:r>
+    </w:p>
+    <w:p>
+      <w:pPr>
+        <w:rPr>
+          <w:rFonts w:hint="eastAsia"/>
+        </w:rPr>
+      </w:pPr>
+      <w:r>
+        <w:t xml:space="preserve">          </w:t>
+      </w:r>
+    </w:p>
+    <w:p>
+      <w:pPr>
+        <w:rPr>
+          <w:rFonts w:hint="eastAsia"/>
+        </w:rPr>
+      </w:pPr>
+      <w:r>
+        <w:lastRenderedPageBreak/>
+        <w:t xml:space="preserve">      </w:t>
+      </w:r>
+      <w:r>
+        <w:rPr>
+          <w:i/>
+          <w:iCs/>
+        </w:rPr>
+        <w:t>; 跳转回SSS标签，等待下一次输入</w:t>
+      </w:r>
+    </w:p>
+    <w:p>
+      <w:pPr>
+        <w:rPr>
+          <w:rFonts w:hint="eastAsia"/>
+        </w:rPr>
+      </w:pPr>
+      <w:r>
+        <w:t>            JMP    SSS</w:t>
+      </w:r>
+    </w:p>
+    <w:p>
+      <w:pPr>
+        <w:rPr>
+          <w:rFonts w:hint="eastAsia"/>
+        </w:rPr>
+      </w:pPr>
+      <w:r>
+        <w:t xml:space="preserve">      EXIT: </w:t>
+      </w:r>
+    </w:p>
+    <w:p>
+      <w:pPr>
+        <w:rPr>
+          <w:rFonts w:hint="eastAsia"/>
+        </w:rPr>
+      </w:pPr>
+      <w:r>
+        <w:t xml:space="preserve">      </w:t>
+      </w:r>
+      <w:r>
+        <w:rPr>
+          <w:i/>
+          <w:iCs/>
+        </w:rPr>
+        <w:t>; 程序结束，返回DOS</w:t>
+      </w:r>
+    </w:p>
+    <w:p>
+      <w:pPr>
+        <w:rPr>
+          <w:rFonts w:hint="eastAsia"/>
+        </w:rPr>
+      </w:pPr>
+      <w:r>
+        <w:t>            MOV    AH, 4CH</w:t>
+      </w:r>
+    </w:p>
+    <w:p>
+      <w:pPr>
+        <w:rPr>
+          <w:rFonts w:hint="eastAsia"/>
+        </w:rPr>
+      </w:pPr>
+      <w:r>
+        <w:t>            INT    21H</w:t>
+      </w:r>
+    </w:p>
+    <w:p>
+      <w:pPr>
+        <w:rPr>
+          <w:rFonts w:hint="eastAsia"/>
+        </w:rPr>
+      </w:pPr>
+      <w:r>
+        <w:t>CODE ENDS</w:t>
+      </w:r>
+    </w:p>
+    <w:p>
+      <w:pPr>
+        <w:rPr>
+          <w:rFonts w:hint="eastAsia"/>
+        </w:rPr>
+      </w:pPr>
+      <w:r>
+        <w:t>END START</w:t>
+      </w:r>
+    </w:p>
+    <w:p>
+      <w:pPr>
+        <w:numPr>
+          <w:ilvl w:val="0"/>
+          <w:numId w:val="1"/>
+        </w:numPr>
+        <w:rPr>
+          <w:rFonts w:hint="eastAsia"/>
+        </w:rPr>
+      </w:pPr>
+      <w:r>
+        <w:t>程序首先会显示字符串</w:t>
+      </w:r>
+      <w:proofErr w:type="spellStart"/>
+      <w:r>
+        <w:t>zhangchongwen</w:t>
+      </w:r>
+      <w:proofErr w:type="spellEnd"/>
+      <w:r>
+        <w:t xml:space="preserve"> 202202296 </w:t>
+      </w:r>
+      <w:proofErr w:type="spellStart"/>
+      <w:r>
+        <w:t>lizihang</w:t>
+      </w:r>
+      <w:proofErr w:type="spellEnd"/>
+      <w:r>
+        <w:t xml:space="preserve"> 202202297。</w:t>
+      </w:r>
+    </w:p>
+    <w:p>
+      <w:pPr>
+        <w:numPr>
+          <w:ilvl w:val="0"/>
+          <w:numId w:val="1"/>
+        </w:numPr>
+        <w:rPr>
+          <w:rFonts w:hint="eastAsia"/>
+        </w:rPr>
+      </w:pPr>
+      <w:r>
+        <w:t>然后进入一个循环，等待用户输入数字字符（'0'到'9'）。</w:t>
+      </w:r>
+    </w:p>
+    <w:p>
+      <w:pPr>
+        <w:numPr>
+          <w:ilvl w:val="0"/>
+          <w:numId w:val="1"/>
+        </w:numPr>
+        <w:rPr>
+          <w:rFonts w:hint="eastAsia"/>
+        </w:rPr>
+      </w:pPr>
+      <w:r>
+        <w:t>如果输入的是数字字符，程序会将对应</w:t>
+      </w:r>
+      <w:proofErr w:type="gramStart"/>
+      <w:r>
+        <w:t>的段码输出</w:t>
+      </w:r>
+      <w:proofErr w:type="gramEnd"/>
+      <w:r>
+        <w:t>到8255的A口，控制7段数码</w:t>
+      </w:r>
+      <w:proofErr w:type="gramStart"/>
+      <w:r>
+        <w:t>管显示</w:t>
+      </w:r>
+      <w:proofErr w:type="gramEnd"/>
+      <w:r>
+        <w:t>相应的数字。</w:t>
+      </w:r>
+    </w:p>
+    <w:p>
+      <w:pPr>
+        <w:numPr>
+          <w:ilvl w:val="0"/>
+          <w:numId w:val="1"/>
+        </w:numPr>
+        <w:rPr>
+          <w:rFonts w:hint="eastAsia"/>
+        </w:rPr>
+      </w:pPr>
+      <w:r>
+        <w:t>如果输入的不是数字字符，程序会结束并返回DOS。</w:t>
+      </w:r>
+    </w:p>
+    <w:p>
+      <w:pPr>
+        <w:rPr>
+          <w:rFonts w:ascii="黑体" w:eastAsia="黑体" w:hAnsi="Cambria"/>
+          <w:b/>
+          <w:bCs/>
+          <w:sz w:val="30"/>
+          <w:szCs w:val="30"/>
+        </w:rPr>
+      </w:pPr>
+    </w:p>
+    <w:p>
+      <w:pPr>
+        <w:rPr>
+          <w:rFonts w:ascii="黑体" w:eastAsia="黑体" w:hAnsi="Cambria"/>
+          <w:b/>
+          <w:bCs/>
+          <w:sz w:val="30"/>
+          <w:szCs w:val="30"/>
+        </w:rPr>
+      </w:pPr>
+    </w:p>
+    <w:p>
+      <w:pPr>
+        <w:rPr>
+          <w:rFonts w:ascii="黑体" w:eastAsia="黑体" w:hAnsi="Cambria"/>
+          <w:b/>
+          <w:bCs/>
+          <w:sz w:val="30"/>
+          <w:szCs w:val="30"/>
+        </w:rPr>
+      </w:pPr>
+    </w:p>
+    <w:p>
+      <w:pPr>
+        <w:rPr>
+          <w:rFonts w:ascii="黑体" w:eastAsia="黑体" w:hAnsi="Cambria"/>
+          <w:b/>
+          <w:bCs/>
+          <w:sz w:val="30"/>
+          <w:szCs w:val="30"/>
+        </w:rPr>
+      </w:pPr>
+    </w:p>
+    <w:p>
+      <w:pPr>
+        <w:rPr>
+          <w:rFonts w:ascii="黑体" w:eastAsia="黑体" w:hAnsi="Cambria"/>
+          <w:b/>
+          <w:bCs/>
+          <w:sz w:val="30"/>
+          <w:szCs w:val="30"/>
+        </w:rPr>
+      </w:pPr>
       <w:r>
         <w:rPr>
           <w:rFonts w:ascii="黑体" w:eastAsia="黑体" w:hAnsi="Cambria" w:hint="eastAsia"/>
@@ -1059,18 +2015,40 @@
           <w:sz w:val="30"/>
           <w:szCs w:val="30"/>
         </w:rPr>
-        <w:t>实验一</w:t>
-      </w:r>
-    </w:p>
-    <w:bookmarkEnd w:id="0"/>
-    <w:p>
+        <w:t>实验二</w:t>
+      </w:r>
+    </w:p>
+    <w:p>
+      <w:pPr>
+        <w:rPr>
+          <w:rFonts w:hint="eastAsia"/>
+        </w:rPr>
+      </w:pPr>
+      <w:r>
+        <w:rPr>
+          <w:rFonts w:hint="eastAsia"/>
+        </w:rPr>
+        <w:t>显示56</w:t>
+      </w:r>
+    </w:p>
+    <w:p>
+      <w:pPr>
+        <w:rPr>
+          <w:rFonts w:hint="eastAsia"/>
+        </w:rPr>
+      </w:pPr>
       <w:r>
         <w:t>DATA SEGMENT</w:t>
       </w:r>
     </w:p>
     <w:p>
-      <w:r>
-        <w:t xml:space="preserve">      </w:t>
+      <w:pPr>
+        <w:rPr>
+          <w:rFonts w:hint="eastAsia"/>
+        </w:rPr>
+      </w:pPr>
+      <w:r>
+        <w:t>       </w:t>
       </w:r>
       <w:r>
         <w:rPr>
@@ -1081,628 +2059,679 @@
       </w:r>
     </w:p>
     <w:p>
-      <w:r>
-        <w:t xml:space="preserve">      </w:t>
+      <w:pPr>
+        <w:rPr>
+          <w:rFonts w:hint="eastAsia"/>
+        </w:rPr>
+      </w:pPr>
+      <w:r>
+        <w:t>       LED     DB 3FH,06H,5BH,4FH,66H,6DH,7DH,07H,7FH,6FH</w:t>
+      </w:r>
+    </w:p>
+    <w:p>
+      <w:pPr>
+        <w:rPr>
+          <w:rFonts w:hint="eastAsia"/>
+        </w:rPr>
+      </w:pPr>
+      <w:r>
+        <w:t xml:space="preserve">    </w:t>
+      </w:r>
+    </w:p>
+    <w:p>
+      <w:pPr>
+        <w:rPr>
+          <w:rFonts w:hint="eastAsia"/>
+        </w:rPr>
+      </w:pPr>
+      <w:r>
+        <w:t>       </w:t>
+      </w:r>
+      <w:r>
+        <w:rPr>
+          <w:i/>
+          <w:iCs/>
+        </w:rPr>
+        <w:t>; 定义要打印的字符串MESSAGE，并以$结尾表示字符串结束</w:t>
+      </w:r>
+    </w:p>
+    <w:p>
+      <w:pPr>
+        <w:rPr>
+          <w:rFonts w:hint="eastAsia"/>
+        </w:rPr>
+      </w:pPr>
+      <w:r>
+        <w:lastRenderedPageBreak/>
+        <w:t>       MESSAGE DB '</w:t>
+      </w:r>
+      <w:proofErr w:type="spellStart"/>
+      <w:r>
+        <w:t>zhangchongwen</w:t>
+      </w:r>
+      <w:proofErr w:type="spellEnd"/>
+      <w:r>
+        <w:t xml:space="preserve"> 202202296 </w:t>
+      </w:r>
+      <w:proofErr w:type="spellStart"/>
+      <w:r>
+        <w:t>lizihang</w:t>
+      </w:r>
+      <w:proofErr w:type="spellEnd"/>
+      <w:r>
+        <w:t xml:space="preserve"> 202202297 $',0</w:t>
+      </w:r>
+    </w:p>
+    <w:p>
+      <w:pPr>
+        <w:rPr>
+          <w:rFonts w:hint="eastAsia"/>
+        </w:rPr>
+      </w:pPr>
+      <w:r>
+        <w:t>DATA ENDS</w:t>
+      </w:r>
+    </w:p>
+    <w:p>
+      <w:pPr>
+        <w:rPr>
+          <w:rFonts w:hint="eastAsia"/>
+        </w:rPr>
+      </w:pPr>
+    </w:p>
+    <w:p>
+      <w:pPr>
+        <w:rPr>
+          <w:rFonts w:hint="eastAsia"/>
+        </w:rPr>
+      </w:pPr>
+      <w:r>
+        <w:t>CODE SEGMENT</w:t>
+      </w:r>
+    </w:p>
+    <w:p>
+      <w:pPr>
+        <w:rPr>
+          <w:rFonts w:hint="eastAsia"/>
+        </w:rPr>
+      </w:pPr>
+      <w:r>
+        <w:t xml:space="preserve">              ASSUME </w:t>
       </w:r>
       <w:proofErr w:type="gramStart"/>
       <w:r>
-        <w:t>LED  DB</w:t>
+        <w:t>CS:CODE</w:t>
       </w:r>
       <w:proofErr w:type="gramEnd"/>
       <w:r>
-        <w:t xml:space="preserve"> 3FH,06H,5BH,4FH,66H,6DH,7DH,07H,7FH,6FH</w:t>
-      </w:r>
-    </w:p>
-    <w:p>
+        <w:t>, DS:DATA</w:t>
+      </w:r>
+    </w:p>
+    <w:p>
+      <w:pPr>
+        <w:rPr>
+          <w:rFonts w:hint="eastAsia"/>
+        </w:rPr>
+      </w:pPr>
+    </w:p>
+    <w:p>
+      <w:pPr>
+        <w:rPr>
+          <w:rFonts w:hint="eastAsia"/>
+        </w:rPr>
+      </w:pPr>
+      <w:r>
+        <w:t xml:space="preserve">       START: </w:t>
+      </w:r>
+    </w:p>
+    <w:p>
+      <w:pPr>
+        <w:rPr>
+          <w:rFonts w:hint="eastAsia"/>
+        </w:rPr>
+      </w:pPr>
+      <w:r>
+        <w:t>       </w:t>
+      </w:r>
+      <w:r>
+        <w:rPr>
+          <w:i/>
+          <w:iCs/>
+        </w:rPr>
+        <w:t>; 初始化数据段寄存器</w:t>
+      </w:r>
+    </w:p>
+    <w:p>
+      <w:pPr>
+        <w:rPr>
+          <w:rFonts w:hint="eastAsia"/>
+        </w:rPr>
+      </w:pPr>
+      <w:r>
+        <w:t>              MOV    AX, DATA</w:t>
+      </w:r>
+    </w:p>
+    <w:p>
+      <w:pPr>
+        <w:rPr>
+          <w:rFonts w:hint="eastAsia"/>
+        </w:rPr>
+      </w:pPr>
+      <w:r>
+        <w:t>              MOV    DS, AX</w:t>
+      </w:r>
+    </w:p>
+    <w:p>
+      <w:pPr>
+        <w:rPr>
+          <w:rFonts w:hint="eastAsia"/>
+        </w:rPr>
+      </w:pPr>
+    </w:p>
+    <w:p>
+      <w:pPr>
+        <w:rPr>
+          <w:rFonts w:hint="eastAsia"/>
+        </w:rPr>
+      </w:pPr>
+      <w:r>
+        <w:t>       </w:t>
+      </w:r>
+      <w:r>
+        <w:rPr>
+          <w:i/>
+          <w:iCs/>
+        </w:rPr>
+        <w:t>; 打印字符串</w:t>
+      </w:r>
+    </w:p>
+    <w:p>
+      <w:pPr>
+        <w:rPr>
+          <w:rFonts w:hint="eastAsia"/>
+        </w:rPr>
+      </w:pPr>
+      <w:r>
+        <w:t>       </w:t>
+      </w:r>
+      <w:r>
+        <w:rPr>
+          <w:i/>
+          <w:iCs/>
+        </w:rPr>
+        <w:t>; 将字符串MESSAGE的地址加载到DX寄存器</w:t>
+      </w:r>
+    </w:p>
+    <w:p>
+      <w:pPr>
+        <w:rPr>
+          <w:rFonts w:hint="eastAsia"/>
+        </w:rPr>
+      </w:pPr>
+      <w:r>
+        <w:t>              LEA    DX, MESSAGE</w:t>
+      </w:r>
+    </w:p>
+    <w:p>
+      <w:pPr>
+        <w:rPr>
+          <w:rFonts w:hint="eastAsia"/>
+        </w:rPr>
+      </w:pPr>
+      <w:r>
+        <w:t>           </w:t>
+      </w:r>
+    </w:p>
+    <w:p>
+      <w:pPr>
+        <w:rPr>
+          <w:rFonts w:hint="eastAsia"/>
+        </w:rPr>
+      </w:pPr>
+      <w:r>
+        <w:t>       </w:t>
+      </w:r>
+      <w:r>
+        <w:rPr>
+          <w:i/>
+          <w:iCs/>
+        </w:rPr>
+        <w:t>; 设置AH为09H，准备打印字符串</w:t>
+      </w:r>
+    </w:p>
+    <w:p>
+      <w:pPr>
+        <w:rPr>
+          <w:rFonts w:hint="eastAsia"/>
+        </w:rPr>
+      </w:pPr>
+      <w:r>
+        <w:t>              MOV    AH, 09H</w:t>
+      </w:r>
+    </w:p>
+    <w:p>
+      <w:pPr>
+        <w:rPr>
+          <w:rFonts w:hint="eastAsia"/>
+        </w:rPr>
+      </w:pPr>
+      <w:r>
+        <w:t>           </w:t>
+      </w:r>
+    </w:p>
+    <w:p>
+      <w:pPr>
+        <w:rPr>
+          <w:rFonts w:hint="eastAsia"/>
+        </w:rPr>
+      </w:pPr>
+      <w:r>
+        <w:t>       </w:t>
+      </w:r>
+      <w:r>
+        <w:rPr>
+          <w:i/>
+          <w:iCs/>
+        </w:rPr>
+        <w:t>; 调用DOS中断21H，打印字符串</w:t>
+      </w:r>
+    </w:p>
+    <w:p>
+      <w:pPr>
+        <w:rPr>
+          <w:rFonts w:hint="eastAsia"/>
+        </w:rPr>
+      </w:pPr>
+      <w:r>
+        <w:t>              INT    21H</w:t>
+      </w:r>
+    </w:p>
+    <w:p>
+      <w:pPr>
+        <w:rPr>
+          <w:rFonts w:hint="eastAsia"/>
+        </w:rPr>
+      </w:pPr>
+    </w:p>
+    <w:p>
+      <w:pPr>
+        <w:rPr>
+          <w:rFonts w:hint="eastAsia"/>
+        </w:rPr>
+      </w:pPr>
+      <w:r>
+        <w:t>       </w:t>
+      </w:r>
+      <w:r>
+        <w:rPr>
+          <w:i/>
+          <w:iCs/>
+        </w:rPr>
+        <w:t>; 配置8255芯片</w:t>
+      </w:r>
+    </w:p>
+    <w:p>
+      <w:pPr>
+        <w:rPr>
+          <w:rFonts w:hint="eastAsia"/>
+        </w:rPr>
+      </w:pPr>
+      <w:r>
+        <w:t>       </w:t>
+      </w:r>
+      <w:r>
+        <w:rPr>
+          <w:i/>
+          <w:iCs/>
+        </w:rPr>
+        <w:t xml:space="preserve">; </w:t>
+      </w:r>
+      <w:proofErr w:type="gramStart"/>
+      <w:r>
+        <w:rPr>
+          <w:i/>
+          <w:iCs/>
+        </w:rPr>
+        <w:t>写控制</w:t>
+      </w:r>
+      <w:proofErr w:type="gramEnd"/>
+      <w:r>
+        <w:rPr>
+          <w:i/>
+          <w:iCs/>
+        </w:rPr>
+        <w:t>字使8255的A口、C口为输出方式</w:t>
+      </w:r>
+    </w:p>
+    <w:p>
+      <w:pPr>
+        <w:rPr>
+          <w:rFonts w:hint="eastAsia"/>
+        </w:rPr>
+      </w:pPr>
+      <w:r>
+        <w:t>              MOV    DX, 28BH</w:t>
+      </w:r>
+    </w:p>
+    <w:p>
+      <w:pPr>
+        <w:rPr>
+          <w:rFonts w:hint="eastAsia"/>
+        </w:rPr>
+      </w:pPr>
+      <w:r>
+        <w:t>              MOV    AL, 80H</w:t>
+      </w:r>
+    </w:p>
+    <w:p>
+      <w:pPr>
+        <w:rPr>
+          <w:rFonts w:hint="eastAsia"/>
+        </w:rPr>
+      </w:pPr>
+      <w:r>
+        <w:t>              OUT    DX, AL</w:t>
+      </w:r>
+    </w:p>
+    <w:p>
+      <w:pPr>
+        <w:rPr>
+          <w:rFonts w:hint="eastAsia"/>
+        </w:rPr>
+      </w:pPr>
+    </w:p>
+    <w:p>
+      <w:pPr>
+        <w:rPr>
+          <w:rFonts w:hint="eastAsia"/>
+        </w:rPr>
+      </w:pPr>
       <w:r>
         <w:lastRenderedPageBreak/>
-        <w:t xml:space="preserve">    </w:t>
-      </w:r>
-    </w:p>
-    <w:p>
-      <w:r>
-        <w:t xml:space="preserve">      </w:t>
-      </w:r>
-      <w:r>
-        <w:rPr>
-          <w:i/>
-          <w:iCs/>
-        </w:rPr>
-        <w:t>; 定义一个字符串MSG，包含要显示的个人信息，以'$'结尾</w:t>
-      </w:r>
-    </w:p>
-    <w:p>
-      <w:r>
-        <w:t xml:space="preserve">      </w:t>
+        <w:t xml:space="preserve">       LOOP1: </w:t>
+      </w:r>
+    </w:p>
+    <w:p>
+      <w:pPr>
+        <w:rPr>
+          <w:rFonts w:hint="eastAsia"/>
+        </w:rPr>
+      </w:pPr>
+      <w:r>
+        <w:t>       </w:t>
+      </w:r>
+      <w:r>
+        <w:rPr>
+          <w:i/>
+          <w:iCs/>
+        </w:rPr>
+        <w:t>; 清除8255 C口</w:t>
+      </w:r>
+    </w:p>
+    <w:p>
+      <w:pPr>
+        <w:rPr>
+          <w:rFonts w:hint="eastAsia"/>
+        </w:rPr>
+      </w:pPr>
+      <w:r>
+        <w:t>       </w:t>
+      </w:r>
+      <w:r>
+        <w:rPr>
+          <w:i/>
+          <w:iCs/>
+        </w:rPr>
+        <w:t>; 将AL设置为00H，清除C口</w:t>
+      </w:r>
+    </w:p>
+    <w:p>
+      <w:pPr>
+        <w:rPr>
+          <w:rFonts w:hint="eastAsia"/>
+        </w:rPr>
+      </w:pPr>
+      <w:r>
+        <w:t>              MOV    AL, 00H</w:t>
+      </w:r>
+    </w:p>
+    <w:p>
+      <w:pPr>
+        <w:rPr>
+          <w:rFonts w:hint="eastAsia"/>
+        </w:rPr>
+      </w:pPr>
+      <w:r>
+        <w:t>              MOV    DX, 28AH</w:t>
+      </w:r>
+    </w:p>
+    <w:p>
+      <w:pPr>
+        <w:rPr>
+          <w:rFonts w:hint="eastAsia"/>
+        </w:rPr>
+      </w:pPr>
+      <w:r>
+        <w:t>              OUT    DX, AL</w:t>
+      </w:r>
+    </w:p>
+    <w:p>
+      <w:pPr>
+        <w:rPr>
+          <w:rFonts w:hint="eastAsia"/>
+        </w:rPr>
+      </w:pPr>
+    </w:p>
+    <w:p>
+      <w:pPr>
+        <w:rPr>
+          <w:rFonts w:hint="eastAsia"/>
+        </w:rPr>
+      </w:pPr>
+      <w:r>
+        <w:t>       </w:t>
+      </w:r>
+      <w:r>
+        <w:rPr>
+          <w:i/>
+          <w:iCs/>
+        </w:rPr>
+        <w:t>; 显示数字5</w:t>
+      </w:r>
+    </w:p>
+    <w:p>
+      <w:pPr>
+        <w:rPr>
+          <w:rFonts w:hint="eastAsia"/>
+        </w:rPr>
+      </w:pPr>
+      <w:r>
+        <w:t>       </w:t>
+      </w:r>
+      <w:r>
+        <w:rPr>
+          <w:i/>
+          <w:iCs/>
+        </w:rPr>
+        <w:t>; 将AL设置为5</w:t>
+      </w:r>
+    </w:p>
+    <w:p>
+      <w:pPr>
+        <w:rPr>
+          <w:rFonts w:hint="eastAsia"/>
+        </w:rPr>
+      </w:pPr>
+      <w:r>
+        <w:t>              MOV    AL, 5</w:t>
+      </w:r>
+    </w:p>
+    <w:p>
+      <w:pPr>
+        <w:rPr>
+          <w:rFonts w:hint="eastAsia"/>
+        </w:rPr>
+      </w:pPr>
+      <w:r>
+        <w:t>           </w:t>
+      </w:r>
+    </w:p>
+    <w:p>
+      <w:pPr>
+        <w:rPr>
+          <w:rFonts w:hint="eastAsia"/>
+        </w:rPr>
+      </w:pPr>
+      <w:r>
+        <w:t>       </w:t>
+      </w:r>
+      <w:r>
+        <w:rPr>
+          <w:i/>
+          <w:iCs/>
+        </w:rPr>
+        <w:t>; 将LED表的起始地址加载到BX寄存器</w:t>
+      </w:r>
+    </w:p>
+    <w:p>
+      <w:pPr>
+        <w:rPr>
+          <w:rFonts w:hint="eastAsia"/>
+        </w:rPr>
+      </w:pPr>
+      <w:r>
+        <w:t>              MOV    BX, OFFSET LED</w:t>
+      </w:r>
+    </w:p>
+    <w:p>
+      <w:pPr>
+        <w:rPr>
+          <w:rFonts w:hint="eastAsia"/>
+        </w:rPr>
+      </w:pPr>
+      <w:r>
+        <w:t>           </w:t>
+      </w:r>
+    </w:p>
+    <w:p>
+      <w:pPr>
+        <w:rPr>
+          <w:rFonts w:hint="eastAsia"/>
+        </w:rPr>
+      </w:pPr>
+      <w:r>
+        <w:t>       </w:t>
+      </w:r>
+      <w:r>
+        <w:rPr>
+          <w:i/>
+          <w:iCs/>
+        </w:rPr>
+        <w:t>; 查表求出相应的</w:t>
       </w:r>
       <w:proofErr w:type="gramStart"/>
       <w:r>
-        <w:t>MSG  DB</w:t>
+        <w:rPr>
+          <w:i/>
+          <w:iCs/>
+        </w:rPr>
+        <w:t>段码给</w:t>
       </w:r>
       <w:proofErr w:type="gramEnd"/>
       <w:r>
-        <w:t xml:space="preserve"> 0DH,0AH,'zhangchongwen 202202296 </w:t>
-      </w:r>
-      <w:proofErr w:type="spellStart"/>
-      <w:r>
-        <w:t>lizihang</w:t>
-      </w:r>
-      <w:proofErr w:type="spellEnd"/>
-      <w:r>
-        <w:t xml:space="preserve"> 202202297$',0DH,0AH,'$'</w:t>
-      </w:r>
-    </w:p>
-    <w:p>
-      <w:r>
-        <w:t>DATA ENDS</w:t>
-      </w:r>
-    </w:p>
-    <w:p/>
-    <w:p>
-      <w:r>
-        <w:t>CODE SEGMENT</w:t>
-      </w:r>
-    </w:p>
-    <w:p>
-      <w:r>
-        <w:t xml:space="preserve">            ASSUME </w:t>
+        <w:rPr>
+          <w:i/>
+          <w:iCs/>
+        </w:rPr>
+        <w:t>AL</w:t>
+      </w:r>
+    </w:p>
+    <w:p>
+      <w:pPr>
+        <w:rPr>
+          <w:rFonts w:hint="eastAsia"/>
+        </w:rPr>
+      </w:pPr>
+      <w:r>
+        <w:t>              XLAT</w:t>
+      </w:r>
+    </w:p>
+    <w:p>
+      <w:pPr>
+        <w:rPr>
+          <w:rFonts w:hint="eastAsia"/>
+        </w:rPr>
+      </w:pPr>
+      <w:r>
+        <w:t>           </w:t>
+      </w:r>
+    </w:p>
+    <w:p>
+      <w:pPr>
+        <w:rPr>
+          <w:rFonts w:hint="eastAsia"/>
+        </w:rPr>
+      </w:pPr>
+      <w:r>
+        <w:t>       </w:t>
+      </w:r>
+      <w:r>
+        <w:rPr>
+          <w:i/>
+          <w:iCs/>
+        </w:rPr>
+        <w:t xml:space="preserve">; </w:t>
       </w:r>
       <w:proofErr w:type="gramStart"/>
       <w:r>
-        <w:t>CS:CODE</w:t>
+        <w:rPr>
+          <w:i/>
+          <w:iCs/>
+        </w:rPr>
+        <w:t>将段码输出</w:t>
       </w:r>
       <w:proofErr w:type="gramEnd"/>
       <w:r>
-        <w:t>, DS:DATA</w:t>
-      </w:r>
-    </w:p>
-    <w:p>
-      <w:r>
-        <w:t>      START:</w:t>
-      </w:r>
-    </w:p>
-    <w:p>
-      <w:r>
-        <w:t xml:space="preserve">      </w:t>
-      </w:r>
-      <w:r>
-        <w:rPr>
-          <w:i/>
-          <w:iCs/>
-        </w:rPr>
-        <w:t>; 初始化数据段寄存器DS</w:t>
-      </w:r>
-    </w:p>
-    <w:p>
-      <w:r>
-        <w:t>            MOV    AX, DATA</w:t>
-      </w:r>
-    </w:p>
-    <w:p>
-      <w:r>
-        <w:t>            MOV    DS, AX</w:t>
-      </w:r>
-    </w:p>
-    <w:p>
-      <w:r>
-        <w:t xml:space="preserve">          </w:t>
-      </w:r>
-    </w:p>
-    <w:p>
-      <w:r>
-        <w:t xml:space="preserve">      </w:t>
-      </w:r>
-      <w:r>
-        <w:rPr>
-          <w:i/>
-          <w:iCs/>
-        </w:rPr>
-        <w:t>; 初始化8255芯片，假设8255的控制端口地址是28BH</w:t>
-      </w:r>
-    </w:p>
-    <w:p>
-      <w:r>
-        <w:t>            MOV    DX, 28BH</w:t>
-      </w:r>
-    </w:p>
-    <w:p>
-      <w:r>
-        <w:t>            MOV    AL, 80H</w:t>
-      </w:r>
-    </w:p>
-    <w:p>
-      <w:r>
-        <w:t>            OUT    DX, AL</w:t>
-      </w:r>
-    </w:p>
-    <w:p>
-      <w:r>
-        <w:t>   </w:t>
-      </w:r>
-    </w:p>
-    <w:p>
-      <w:r>
-        <w:t xml:space="preserve">      </w:t>
-      </w:r>
-      <w:r>
-        <w:rPr>
-          <w:i/>
-          <w:iCs/>
-        </w:rPr>
-        <w:t>; 输出个人信息</w:t>
-      </w:r>
-    </w:p>
-    <w:p>
-      <w:r>
-        <w:t xml:space="preserve">      </w:t>
-      </w:r>
-      <w:r>
-        <w:rPr>
-          <w:i/>
-          <w:iCs/>
-        </w:rPr>
-        <w:t>; 加载字符串MSG的地址到DX寄存器</w:t>
-      </w:r>
-    </w:p>
-    <w:p>
-      <w:r>
-        <w:t>            LEA    DX, MSG</w:t>
-      </w:r>
-    </w:p>
-    <w:p>
-      <w:r>
-        <w:t xml:space="preserve">          </w:t>
-      </w:r>
-    </w:p>
-    <w:p>
-      <w:r>
-        <w:t xml:space="preserve">      </w:t>
-      </w:r>
-      <w:r>
-        <w:rPr>
-          <w:i/>
-          <w:iCs/>
-        </w:rPr>
-        <w:t>; 设置功能号为09H，用于显示字符串</w:t>
-      </w:r>
-    </w:p>
-    <w:p>
-      <w:r>
-        <w:t>            MOV    AH, 09H</w:t>
-      </w:r>
-    </w:p>
-    <w:p>
-      <w:r>
-        <w:t xml:space="preserve">          </w:t>
-      </w:r>
-    </w:p>
-    <w:p>
-      <w:r>
-        <w:t xml:space="preserve">      </w:t>
-      </w:r>
-      <w:r>
-        <w:rPr>
-          <w:i/>
-          <w:iCs/>
-        </w:rPr>
-        <w:t>; 调用DOS中断21H，显示字符串</w:t>
-      </w:r>
-    </w:p>
-    <w:p>
-      <w:r>
-        <w:t>            INT    21H</w:t>
-      </w:r>
-    </w:p>
-    <w:p>
-      <w:r>
-        <w:lastRenderedPageBreak/>
-        <w:t>      SSS:  </w:t>
-      </w:r>
-    </w:p>
-    <w:p>
-      <w:r>
-        <w:t xml:space="preserve">      </w:t>
-      </w:r>
-      <w:r>
-        <w:rPr>
-          <w:i/>
-          <w:iCs/>
-        </w:rPr>
-        <w:t>; 从键盘读取一个字符，结果存储在AL中</w:t>
-      </w:r>
-    </w:p>
-    <w:p>
-      <w:r>
-        <w:t>            MOV    AH, 01</w:t>
-      </w:r>
-    </w:p>
-    <w:p>
-      <w:r>
-        <w:t>            INT    21H</w:t>
-      </w:r>
-    </w:p>
-    <w:p>
-      <w:r>
-        <w:t xml:space="preserve">          </w:t>
-      </w:r>
-    </w:p>
-    <w:p>
-      <w:r>
-        <w:t xml:space="preserve">      </w:t>
-      </w:r>
-      <w:r>
-        <w:rPr>
-          <w:i/>
-          <w:iCs/>
-        </w:rPr>
-        <w:t>; 检查输入的字符是否小于'0'</w:t>
-      </w:r>
-    </w:p>
-    <w:p>
-      <w:r>
-        <w:t>            CMP    AL, '0'</w:t>
-      </w:r>
-    </w:p>
-    <w:p>
-      <w:r>
-        <w:t>            JL     EXIT</w:t>
-      </w:r>
-    </w:p>
-    <w:p>
-      <w:r>
-        <w:t xml:space="preserve">          </w:t>
-      </w:r>
-    </w:p>
-    <w:p>
-      <w:r>
-        <w:t xml:space="preserve">      </w:t>
-      </w:r>
-      <w:r>
-        <w:rPr>
-          <w:i/>
-          <w:iCs/>
-        </w:rPr>
-        <w:t>; 检查输入的字符是否大于'9'</w:t>
-      </w:r>
-    </w:p>
-    <w:p>
-      <w:r>
-        <w:t>            CMP    AL, '9'</w:t>
-      </w:r>
-    </w:p>
-    <w:p>
-      <w:r>
-        <w:t>            JG     EXIT</w:t>
-      </w:r>
-    </w:p>
-    <w:p>
-      <w:r>
-        <w:t xml:space="preserve">          </w:t>
-      </w:r>
-    </w:p>
-    <w:p>
-      <w:r>
-        <w:t xml:space="preserve">      </w:t>
-      </w:r>
-      <w:r>
-        <w:rPr>
-          <w:i/>
-          <w:iCs/>
-        </w:rPr>
-        <w:t>; 将字符转换为对应的数字（减去30H）</w:t>
-      </w:r>
-    </w:p>
-    <w:p>
-      <w:r>
-        <w:t>            SUB    AL, 30H</w:t>
-      </w:r>
-    </w:p>
-    <w:p>
-      <w:r>
-        <w:t xml:space="preserve">          </w:t>
-      </w:r>
-    </w:p>
-    <w:p>
-      <w:r>
-        <w:t xml:space="preserve">      </w:t>
-      </w:r>
-      <w:r>
-        <w:rPr>
-          <w:i/>
-          <w:iCs/>
-        </w:rPr>
-        <w:t>; 加载LED表的起始地址到BX寄存器</w:t>
-      </w:r>
-    </w:p>
-    <w:p>
-      <w:r>
-        <w:t>            LEA    BX, LED</w:t>
-      </w:r>
-    </w:p>
-    <w:p>
-      <w:r>
-        <w:t xml:space="preserve">          </w:t>
-      </w:r>
-    </w:p>
-    <w:p>
-      <w:r>
-        <w:t xml:space="preserve">      </w:t>
-      </w:r>
-      <w:r>
-        <w:rPr>
-          <w:i/>
-          <w:iCs/>
-        </w:rPr>
-        <w:t>; 使用AL中的数字作为索引，从LED表中获取对应的段码</w:t>
-      </w:r>
-    </w:p>
-    <w:p>
-      <w:r>
-        <w:t>            XLAT</w:t>
-      </w:r>
-    </w:p>
-    <w:p>
-      <w:r>
-        <w:t xml:space="preserve">      </w:t>
-      </w:r>
-      <w:r>
-        <w:rPr>
-          <w:i/>
-          <w:iCs/>
-        </w:rPr>
-        <w:t>; 从8255的A口输出段码</w:t>
-      </w:r>
-    </w:p>
-    <w:p>
-      <w:r>
-        <w:t xml:space="preserve">      </w:t>
-      </w:r>
-      <w:r>
-        <w:rPr>
-          <w:i/>
-          <w:iCs/>
-        </w:rPr>
-        <w:t>; 假设8255的A口地址是288H</w:t>
-      </w:r>
-    </w:p>
-    <w:p>
-      <w:r>
-        <w:t>            MOV    DX, 288H</w:t>
-      </w:r>
-    </w:p>
-    <w:p>
-      <w:r>
-        <w:t>            OUT    DX, AL</w:t>
-      </w:r>
-    </w:p>
-    <w:p>
-      <w:r>
-        <w:t xml:space="preserve">          </w:t>
-      </w:r>
-    </w:p>
-    <w:p>
-      <w:r>
-        <w:t xml:space="preserve">      </w:t>
-      </w:r>
-      <w:r>
-        <w:rPr>
-          <w:i/>
-          <w:iCs/>
-        </w:rPr>
-        <w:t>; 跳转回SSS标签，等待下一次输入</w:t>
-      </w:r>
-    </w:p>
-    <w:p>
-      <w:r>
-        <w:lastRenderedPageBreak/>
-        <w:t>            JMP    SSS</w:t>
-      </w:r>
-    </w:p>
-    <w:p>
-      <w:r>
-        <w:t xml:space="preserve">      EXIT: </w:t>
-      </w:r>
-    </w:p>
-    <w:p>
-      <w:r>
-        <w:t xml:space="preserve">      </w:t>
-      </w:r>
-      <w:r>
-        <w:rPr>
-          <w:i/>
-          <w:iCs/>
-        </w:rPr>
-        <w:t>; 程序结束，返回DOS</w:t>
-      </w:r>
-    </w:p>
-    <w:p>
-      <w:r>
-        <w:t>            MOV    AH, 4CH</w:t>
-      </w:r>
-    </w:p>
-    <w:p>
-      <w:r>
-        <w:t>            INT    21H</w:t>
-      </w:r>
-    </w:p>
-    <w:p>
-      <w:r>
-        <w:t>CODE ENDS</w:t>
-      </w:r>
-    </w:p>
-    <w:p>
-      <w:r>
-        <w:t>END START</w:t>
-      </w:r>
-    </w:p>
-    <w:p>
-      <w:pPr>
-        <w:numPr>
-          <w:ilvl w:val="0"/>
-          <w:numId w:val="1"/>
-        </w:numPr>
-      </w:pPr>
-      <w:r>
-        <w:t>程序首先会显示字符串</w:t>
-      </w:r>
-      <w:proofErr w:type="spellStart"/>
-      <w:r>
-        <w:t>zhangchongwen</w:t>
-      </w:r>
-      <w:proofErr w:type="spellEnd"/>
-      <w:r>
-        <w:t xml:space="preserve"> 202202296 </w:t>
-      </w:r>
-      <w:proofErr w:type="spellStart"/>
-      <w:r>
-        <w:t>lizihang</w:t>
-      </w:r>
-      <w:proofErr w:type="spellEnd"/>
-      <w:r>
-        <w:t xml:space="preserve"> 202202297。</w:t>
-      </w:r>
-    </w:p>
-    <w:p>
-      <w:pPr>
-        <w:numPr>
-          <w:ilvl w:val="0"/>
-          <w:numId w:val="1"/>
-        </w:numPr>
-      </w:pPr>
-      <w:r>
-        <w:t>然后进入一个循环，等待用户输入数字字符（'0'到'9'）。</w:t>
-      </w:r>
-    </w:p>
-    <w:p>
-      <w:pPr>
-        <w:numPr>
-          <w:ilvl w:val="0"/>
-          <w:numId w:val="1"/>
-        </w:numPr>
-      </w:pPr>
-      <w:r>
-        <w:t>如果输入的是数字字符，程序会将对应</w:t>
-      </w:r>
-      <w:proofErr w:type="gramStart"/>
-      <w:r>
-        <w:t>的段码输出</w:t>
-      </w:r>
-      <w:proofErr w:type="gramEnd"/>
-      <w:r>
-        <w:t>到8255的A口，控制7段数码</w:t>
-      </w:r>
-      <w:proofErr w:type="gramStart"/>
-      <w:r>
-        <w:t>管显示</w:t>
-      </w:r>
-      <w:proofErr w:type="gramEnd"/>
-      <w:r>
-        <w:t>相应的数字。</w:t>
-      </w:r>
-    </w:p>
-    <w:p>
-      <w:pPr>
-        <w:numPr>
-          <w:ilvl w:val="0"/>
-          <w:numId w:val="1"/>
-        </w:numPr>
-        <w:rPr>
-          <w:rFonts w:hint="eastAsia"/>
-        </w:rPr>
-      </w:pPr>
-      <w:r>
-        <w:t>如果输入的不是数字字符，程序会结束并返回DOS。</w:t>
-      </w:r>
-    </w:p>
-    <w:p>
-      <w:pPr>
-        <w:rPr>
-          <w:rFonts w:ascii="黑体" w:eastAsia="黑体" w:hAnsi="Cambria"/>
-          <w:b/>
-          <w:bCs/>
-          <w:sz w:val="30"/>
-          <w:szCs w:val="30"/>
-        </w:rPr>
-      </w:pPr>
-    </w:p>
-    <w:p>
-      <w:pPr>
-        <w:rPr>
-          <w:rFonts w:ascii="黑体" w:eastAsia="黑体" w:hAnsi="Cambria"/>
-          <w:b/>
-          <w:bCs/>
-          <w:sz w:val="30"/>
-          <w:szCs w:val="30"/>
-        </w:rPr>
-      </w:pPr>
-    </w:p>
-    <w:p>
-      <w:pPr>
-        <w:rPr>
-          <w:rFonts w:ascii="黑体" w:eastAsia="黑体" w:hAnsi="Cambria"/>
-          <w:b/>
-          <w:bCs/>
-          <w:sz w:val="30"/>
-          <w:szCs w:val="30"/>
-        </w:rPr>
-      </w:pPr>
-    </w:p>
-    <w:p>
-      <w:pPr>
-        <w:rPr>
-          <w:rFonts w:ascii="黑体" w:eastAsia="黑体" w:hAnsi="Cambria"/>
-          <w:b/>
-          <w:bCs/>
-          <w:sz w:val="30"/>
-          <w:szCs w:val="30"/>
-        </w:rPr>
-      </w:pPr>
-    </w:p>
-    <w:p>
-      <w:pPr>
-        <w:rPr>
-          <w:rFonts w:ascii="黑体" w:eastAsia="黑体" w:hAnsi="Cambria" w:hint="eastAsia"/>
-          <w:b/>
-          <w:bCs/>
-          <w:sz w:val="30"/>
-          <w:szCs w:val="30"/>
-        </w:rPr>
-      </w:pPr>
-      <w:r>
-        <w:rPr>
-          <w:rFonts w:ascii="黑体" w:eastAsia="黑体" w:hAnsi="Cambria" w:hint="eastAsia"/>
-          <w:b/>
-          <w:bCs/>
-          <w:sz w:val="30"/>
-          <w:szCs w:val="30"/>
-        </w:rPr>
-        <w:t>实验</w:t>
-      </w:r>
-      <w:r>
-        <w:rPr>
-          <w:rFonts w:ascii="黑体" w:eastAsia="黑体" w:hAnsi="Cambria" w:hint="eastAsia"/>
-          <w:b/>
-          <w:bCs/>
-          <w:sz w:val="30"/>
-          <w:szCs w:val="30"/>
-        </w:rPr>
-        <w:t>二</w:t>
-      </w:r>
-    </w:p>
-    <w:p>
-      <w:r>
-        <w:rPr>
-          <w:rFonts w:hint="eastAsia"/>
-        </w:rPr>
-        <w:t>显示56</w:t>
-      </w:r>
-    </w:p>
-    <w:p>
-      <w:r>
-        <w:t>DATA SEGMENT</w:t>
-      </w:r>
-    </w:p>
-    <w:p>
+        <w:rPr>
+          <w:i/>
+          <w:iCs/>
+        </w:rPr>
+        <w:t>到8255的A口</w:t>
+      </w:r>
+    </w:p>
+    <w:p>
+      <w:pPr>
+        <w:rPr>
+          <w:rFonts w:hint="eastAsia"/>
+        </w:rPr>
+      </w:pPr>
+      <w:r>
+        <w:t>              MOV    DX, 288H</w:t>
+      </w:r>
+    </w:p>
+    <w:p>
+      <w:pPr>
+        <w:rPr>
+          <w:rFonts w:hint="eastAsia"/>
+        </w:rPr>
+      </w:pPr>
+      <w:r>
+        <w:t>              OUT    DX, AL</w:t>
+      </w:r>
+    </w:p>
+    <w:p>
+      <w:pPr>
+        <w:rPr>
+          <w:rFonts w:hint="eastAsia"/>
+        </w:rPr>
+      </w:pPr>
+    </w:p>
+    <w:p>
+      <w:pPr>
+        <w:rPr>
+          <w:rFonts w:hint="eastAsia"/>
+        </w:rPr>
+      </w:pPr>
       <w:r>
         <w:t>       </w:t>
       </w:r>
@@ -1711,20 +2740,15 @@
           <w:i/>
           <w:iCs/>
         </w:rPr>
-        <w:t>; 定义一个字节数组LED，存储0~9对应的7段数码管段码值</w:t>
-      </w:r>
-    </w:p>
-    <w:p>
-      <w:r>
-        <w:t>       LED     DB 3FH,06H,5BH,4FH,66H,6DH,7DH,07H,7FH,6FH</w:t>
-      </w:r>
-    </w:p>
-    <w:p>
-      <w:r>
-        <w:t xml:space="preserve">    </w:t>
-      </w:r>
-    </w:p>
-    <w:p>
+        <w:t>; 选择8255 C口位2</w:t>
+      </w:r>
+    </w:p>
+    <w:p>
+      <w:pPr>
+        <w:rPr>
+          <w:rFonts w:hint="eastAsia"/>
+        </w:rPr>
+      </w:pPr>
       <w:r>
         <w:t>       </w:t>
       </w:r>
@@ -1733,220 +2757,52 @@
           <w:i/>
           <w:iCs/>
         </w:rPr>
-        <w:t>; 定义要打印的字符串MESSAGE，并以$结尾表示字符串结束</w:t>
-      </w:r>
-    </w:p>
-    <w:p>
-      <w:r>
-        <w:t>       MESSAGE DB '</w:t>
-      </w:r>
-      <w:proofErr w:type="spellStart"/>
-      <w:r>
-        <w:t>zhangchongwen</w:t>
-      </w:r>
-      <w:proofErr w:type="spellEnd"/>
-      <w:r>
-        <w:t xml:space="preserve"> 202202296 </w:t>
-      </w:r>
-      <w:proofErr w:type="spellStart"/>
-      <w:r>
-        <w:t>lizihang</w:t>
-      </w:r>
-      <w:proofErr w:type="spellEnd"/>
-      <w:r>
-        <w:t xml:space="preserve"> 202202297 $',0</w:t>
-      </w:r>
-    </w:p>
-    <w:p>
-      <w:r>
-        <w:lastRenderedPageBreak/>
-        <w:t>DATA ENDS</w:t>
-      </w:r>
-    </w:p>
-    <w:p/>
-    <w:p>
-      <w:r>
-        <w:t>CODE SEGMENT</w:t>
-      </w:r>
-    </w:p>
-    <w:p>
-      <w:r>
-        <w:t xml:space="preserve">              ASSUME </w:t>
-      </w:r>
-      <w:proofErr w:type="gramStart"/>
-      <w:r>
-        <w:t>CS:CODE</w:t>
-      </w:r>
-      <w:proofErr w:type="gramEnd"/>
-      <w:r>
-        <w:t>, DS:DATA</w:t>
-      </w:r>
-    </w:p>
-    <w:p/>
-    <w:p>
-      <w:r>
-        <w:t xml:space="preserve">       START: </w:t>
-      </w:r>
-    </w:p>
-    <w:p>
-      <w:r>
-        <w:t>       </w:t>
-      </w:r>
-      <w:r>
-        <w:rPr>
-          <w:i/>
-          <w:iCs/>
-        </w:rPr>
-        <w:t>; 初始化数据段寄存器</w:t>
-      </w:r>
-    </w:p>
-    <w:p>
-      <w:r>
-        <w:t>              MOV    AX, DATA</w:t>
-      </w:r>
-    </w:p>
-    <w:p>
-      <w:r>
-        <w:t>              MOV    DS, AX</w:t>
-      </w:r>
-    </w:p>
-    <w:p/>
-    <w:p>
-      <w:r>
-        <w:t>       </w:t>
-      </w:r>
-      <w:r>
-        <w:rPr>
-          <w:i/>
-          <w:iCs/>
-        </w:rPr>
-        <w:t>; 打印字符串</w:t>
-      </w:r>
-    </w:p>
-    <w:p>
-      <w:r>
-        <w:t>       </w:t>
-      </w:r>
-      <w:r>
-        <w:rPr>
-          <w:i/>
-          <w:iCs/>
-        </w:rPr>
-        <w:t>; 将字符串MESSAGE的地址加载到DX寄存器</w:t>
-      </w:r>
-    </w:p>
-    <w:p>
-      <w:r>
-        <w:t>              LEA    DX, MESSAGE</w:t>
-      </w:r>
-    </w:p>
-    <w:p>
-      <w:r>
-        <w:t>           </w:t>
-      </w:r>
-    </w:p>
-    <w:p>
-      <w:r>
-        <w:t>       </w:t>
-      </w:r>
-      <w:r>
-        <w:rPr>
-          <w:i/>
-          <w:iCs/>
-        </w:rPr>
-        <w:t>; 设置AH为09H，准备打印字符串</w:t>
-      </w:r>
-    </w:p>
-    <w:p>
-      <w:r>
-        <w:t>              MOV    AH, 09H</w:t>
-      </w:r>
-    </w:p>
-    <w:p>
-      <w:r>
-        <w:t>           </w:t>
-      </w:r>
-    </w:p>
-    <w:p>
-      <w:r>
-        <w:t>       </w:t>
-      </w:r>
-      <w:r>
-        <w:rPr>
-          <w:i/>
-          <w:iCs/>
-        </w:rPr>
-        <w:t>; 调用DOS中断21H，打印字符串</w:t>
-      </w:r>
-    </w:p>
-    <w:p>
-      <w:r>
-        <w:t>              INT    21H</w:t>
-      </w:r>
-    </w:p>
-    <w:p/>
-    <w:p>
-      <w:r>
-        <w:t>       </w:t>
-      </w:r>
-      <w:r>
-        <w:rPr>
-          <w:i/>
-          <w:iCs/>
-        </w:rPr>
-        <w:t>; 配置8255芯片</w:t>
-      </w:r>
-    </w:p>
-    <w:p>
-      <w:r>
-        <w:t>       </w:t>
-      </w:r>
-      <w:r>
-        <w:rPr>
-          <w:i/>
-          <w:iCs/>
-        </w:rPr>
-        <w:t xml:space="preserve">; </w:t>
-      </w:r>
-      <w:proofErr w:type="gramStart"/>
-      <w:r>
-        <w:rPr>
-          <w:i/>
-          <w:iCs/>
-        </w:rPr>
-        <w:t>写控制</w:t>
-      </w:r>
-      <w:proofErr w:type="gramEnd"/>
-      <w:r>
-        <w:rPr>
-          <w:i/>
-          <w:iCs/>
-        </w:rPr>
-        <w:t>字使8255的A口、C口为输出方式</w:t>
-      </w:r>
-    </w:p>
-    <w:p>
-      <w:r>
-        <w:t>              MOV    DX, 28BH</w:t>
-      </w:r>
-    </w:p>
-    <w:p>
-      <w:r>
-        <w:t>              MOV    AL, 80H</w:t>
-      </w:r>
-    </w:p>
-    <w:p>
+        <w:t>; 将AL设置为02H，选择C口位2</w:t>
+      </w:r>
+    </w:p>
+    <w:p>
+      <w:pPr>
+        <w:rPr>
+          <w:rFonts w:hint="eastAsia"/>
+        </w:rPr>
+      </w:pPr>
+      <w:r>
+        <w:t>              MOV    AL, 02H</w:t>
+      </w:r>
+    </w:p>
+    <w:p>
+      <w:pPr>
+        <w:rPr>
+          <w:rFonts w:hint="eastAsia"/>
+        </w:rPr>
+      </w:pPr>
+      <w:r>
+        <w:t>              MOV    DX, 28AH</w:t>
+      </w:r>
+    </w:p>
+    <w:p>
+      <w:pPr>
+        <w:rPr>
+          <w:rFonts w:hint="eastAsia"/>
+        </w:rPr>
+      </w:pPr>
       <w:r>
         <w:t>              OUT    DX, AL</w:t>
       </w:r>
     </w:p>
-    <w:p/>
-    <w:p>
-      <w:r>
-        <w:t xml:space="preserve">       LOOP1: </w:t>
-      </w:r>
-    </w:p>
-    <w:p>
+    <w:p>
+      <w:pPr>
+        <w:rPr>
+          <w:rFonts w:hint="eastAsia"/>
+        </w:rPr>
+      </w:pPr>
+    </w:p>
+    <w:p>
+      <w:pPr>
+        <w:rPr>
+          <w:rFonts w:hint="eastAsia"/>
+        </w:rPr>
+      </w:pPr>
       <w:r>
         <w:lastRenderedPageBreak/>
         <w:t>       </w:t>
@@ -1956,10 +2812,103 @@
           <w:i/>
           <w:iCs/>
         </w:rPr>
+        <w:t>; 延时</w:t>
+      </w:r>
+    </w:p>
+    <w:p>
+      <w:pPr>
+        <w:rPr>
+          <w:rFonts w:hint="eastAsia"/>
+        </w:rPr>
+      </w:pPr>
+      <w:r>
+        <w:t>       </w:t>
+      </w:r>
+      <w:r>
+        <w:rPr>
+          <w:i/>
+          <w:iCs/>
+        </w:rPr>
+        <w:t>; 设置CX为3000，进行延时</w:t>
+      </w:r>
+    </w:p>
+    <w:p>
+      <w:pPr>
+        <w:rPr>
+          <w:rFonts w:hint="eastAsia"/>
+        </w:rPr>
+      </w:pPr>
+      <w:r>
+        <w:t>              MOV    CX, 3000</w:t>
+      </w:r>
+    </w:p>
+    <w:p>
+      <w:pPr>
+        <w:rPr>
+          <w:rFonts w:hint="eastAsia"/>
+        </w:rPr>
+      </w:pPr>
+      <w:r>
+        <w:t xml:space="preserve">       DELAY: </w:t>
+      </w:r>
+    </w:p>
+    <w:p>
+      <w:pPr>
+        <w:rPr>
+          <w:rFonts w:hint="eastAsia"/>
+        </w:rPr>
+      </w:pPr>
+      <w:r>
+        <w:t>       </w:t>
+      </w:r>
+      <w:r>
+        <w:rPr>
+          <w:i/>
+          <w:iCs/>
+        </w:rPr>
+        <w:t>; 循环延时</w:t>
+      </w:r>
+    </w:p>
+    <w:p>
+      <w:pPr>
+        <w:rPr>
+          <w:rFonts w:hint="eastAsia"/>
+        </w:rPr>
+      </w:pPr>
+      <w:r>
+        <w:t>              LOOP   DELAY</w:t>
+      </w:r>
+    </w:p>
+    <w:p>
+      <w:pPr>
+        <w:rPr>
+          <w:rFonts w:hint="eastAsia"/>
+        </w:rPr>
+      </w:pPr>
+    </w:p>
+    <w:p>
+      <w:pPr>
+        <w:rPr>
+          <w:rFonts w:hint="eastAsia"/>
+        </w:rPr>
+      </w:pPr>
+      <w:r>
+        <w:t>       </w:t>
+      </w:r>
+      <w:r>
+        <w:rPr>
+          <w:i/>
+          <w:iCs/>
+        </w:rPr>
         <w:t>; 清除8255 C口</w:t>
       </w:r>
     </w:p>
     <w:p>
+      <w:pPr>
+        <w:rPr>
+          <w:rFonts w:hint="eastAsia"/>
+        </w:rPr>
+      </w:pPr>
       <w:r>
         <w:t>       </w:t>
       </w:r>
@@ -1972,22 +2921,48 @@
       </w:r>
     </w:p>
     <w:p>
+      <w:pPr>
+        <w:rPr>
+          <w:rFonts w:hint="eastAsia"/>
+        </w:rPr>
+      </w:pPr>
       <w:r>
         <w:t>              MOV    AL, 00H</w:t>
       </w:r>
     </w:p>
     <w:p>
+      <w:pPr>
+        <w:rPr>
+          <w:rFonts w:hint="eastAsia"/>
+        </w:rPr>
+      </w:pPr>
       <w:r>
         <w:t>              MOV    DX, 28AH</w:t>
       </w:r>
     </w:p>
     <w:p>
+      <w:pPr>
+        <w:rPr>
+          <w:rFonts w:hint="eastAsia"/>
+        </w:rPr>
+      </w:pPr>
       <w:r>
         <w:t>              OUT    DX, AL</w:t>
       </w:r>
     </w:p>
-    <w:p/>
-    <w:p>
+    <w:p>
+      <w:pPr>
+        <w:rPr>
+          <w:rFonts w:hint="eastAsia"/>
+        </w:rPr>
+      </w:pPr>
+    </w:p>
+    <w:p>
+      <w:pPr>
+        <w:rPr>
+          <w:rFonts w:hint="eastAsia"/>
+        </w:rPr>
+      </w:pPr>
       <w:r>
         <w:t>       </w:t>
       </w:r>
@@ -1996,10 +2971,15 @@
           <w:i/>
           <w:iCs/>
         </w:rPr>
-        <w:t>; 显示数字5</w:t>
-      </w:r>
-    </w:p>
-    <w:p>
+        <w:t>; 显示数字6</w:t>
+      </w:r>
+    </w:p>
+    <w:p>
+      <w:pPr>
+        <w:rPr>
+          <w:rFonts w:hint="eastAsia"/>
+        </w:rPr>
+      </w:pPr>
       <w:r>
         <w:t>       </w:t>
       </w:r>
@@ -2008,20 +2988,35 @@
           <w:i/>
           <w:iCs/>
         </w:rPr>
-        <w:t>; 将AL设置为5</w:t>
-      </w:r>
-    </w:p>
-    <w:p>
-      <w:r>
-        <w:t>              MOV    AL, 5</w:t>
-      </w:r>
-    </w:p>
-    <w:p>
+        <w:t>; 将AL设置为6</w:t>
+      </w:r>
+    </w:p>
+    <w:p>
+      <w:pPr>
+        <w:rPr>
+          <w:rFonts w:hint="eastAsia"/>
+        </w:rPr>
+      </w:pPr>
+      <w:r>
+        <w:t>              MOV    AL, 6</w:t>
+      </w:r>
+    </w:p>
+    <w:p>
+      <w:pPr>
+        <w:rPr>
+          <w:rFonts w:hint="eastAsia"/>
+        </w:rPr>
+      </w:pPr>
       <w:r>
         <w:t>           </w:t>
       </w:r>
     </w:p>
     <w:p>
+      <w:pPr>
+        <w:rPr>
+          <w:rFonts w:hint="eastAsia"/>
+        </w:rPr>
+      </w:pPr>
       <w:r>
         <w:t>       </w:t>
       </w:r>
@@ -2034,16 +3029,31 @@
       </w:r>
     </w:p>
     <w:p>
+      <w:pPr>
+        <w:rPr>
+          <w:rFonts w:hint="eastAsia"/>
+        </w:rPr>
+      </w:pPr>
       <w:r>
         <w:t>              MOV    BX, OFFSET LED</w:t>
       </w:r>
     </w:p>
     <w:p>
+      <w:pPr>
+        <w:rPr>
+          <w:rFonts w:hint="eastAsia"/>
+        </w:rPr>
+      </w:pPr>
       <w:r>
         <w:t>           </w:t>
       </w:r>
     </w:p>
     <w:p>
+      <w:pPr>
+        <w:rPr>
+          <w:rFonts w:hint="eastAsia"/>
+        </w:rPr>
+      </w:pPr>
       <w:r>
         <w:t>       </w:t>
       </w:r>
@@ -2072,16 +3082,31 @@
       </w:r>
     </w:p>
     <w:p>
+      <w:pPr>
+        <w:rPr>
+          <w:rFonts w:hint="eastAsia"/>
+        </w:rPr>
+      </w:pPr>
       <w:r>
         <w:t>              XLAT</w:t>
       </w:r>
     </w:p>
     <w:p>
+      <w:pPr>
+        <w:rPr>
+          <w:rFonts w:hint="eastAsia"/>
+        </w:rPr>
+      </w:pPr>
       <w:r>
         <w:t>           </w:t>
       </w:r>
     </w:p>
     <w:p>
+      <w:pPr>
+        <w:rPr>
+          <w:rFonts w:hint="eastAsia"/>
+        </w:rPr>
+      </w:pPr>
       <w:r>
         <w:t>       </w:t>
       </w:r>
@@ -2110,69 +3135,38 @@
       </w:r>
     </w:p>
     <w:p>
+      <w:pPr>
+        <w:rPr>
+          <w:rFonts w:hint="eastAsia"/>
+        </w:rPr>
+      </w:pPr>
       <w:r>
         <w:t>              MOV    DX, 288H</w:t>
       </w:r>
     </w:p>
     <w:p>
+      <w:pPr>
+        <w:rPr>
+          <w:rFonts w:hint="eastAsia"/>
+        </w:rPr>
+      </w:pPr>
       <w:r>
         <w:t>              OUT    DX, AL</w:t>
       </w:r>
     </w:p>
-    <w:p/>
-    <w:p>
-      <w:r>
-        <w:t>       </w:t>
-      </w:r>
-      <w:r>
-        <w:rPr>
-          <w:i/>
-          <w:iCs/>
-        </w:rPr>
-        <w:t>; 选择8255 C口位2</w:t>
-      </w:r>
-    </w:p>
-    <w:p>
-      <w:r>
-        <w:t>       </w:t>
-      </w:r>
-      <w:r>
-        <w:rPr>
-          <w:i/>
-          <w:iCs/>
-        </w:rPr>
-        <w:t>; 将AL设置为02H，选择C口位2</w:t>
-      </w:r>
-    </w:p>
-    <w:p>
-      <w:r>
-        <w:t>              MOV    AL, 02H</w:t>
-      </w:r>
-    </w:p>
-    <w:p>
-      <w:r>
-        <w:t>              MOV    DX, 28AH</w:t>
-      </w:r>
-    </w:p>
-    <w:p>
-      <w:r>
-        <w:t>              OUT    DX, AL</w:t>
-      </w:r>
-    </w:p>
-    <w:p/>
-    <w:p>
-      <w:r>
-        <w:t>       </w:t>
-      </w:r>
-      <w:r>
-        <w:rPr>
-          <w:i/>
-          <w:iCs/>
-        </w:rPr>
-        <w:t>; 延时</w:t>
-      </w:r>
-    </w:p>
-    <w:p>
+    <w:p>
+      <w:pPr>
+        <w:rPr>
+          <w:rFonts w:hint="eastAsia"/>
+        </w:rPr>
+      </w:pPr>
+    </w:p>
+    <w:p>
+      <w:pPr>
+        <w:rPr>
+          <w:rFonts w:hint="eastAsia"/>
+        </w:rPr>
+      </w:pPr>
       <w:r>
         <w:lastRenderedPageBreak/>
         <w:t>       </w:t>
@@ -2182,20 +3176,123 @@
           <w:i/>
           <w:iCs/>
         </w:rPr>
+        <w:t>; 选择8255 C口位1</w:t>
+      </w:r>
+    </w:p>
+    <w:p>
+      <w:pPr>
+        <w:rPr>
+          <w:rFonts w:hint="eastAsia"/>
+        </w:rPr>
+      </w:pPr>
+      <w:r>
+        <w:t>       </w:t>
+      </w:r>
+      <w:r>
+        <w:rPr>
+          <w:i/>
+          <w:iCs/>
+        </w:rPr>
+        <w:t>; 将AL设置为01H，选择C口位1</w:t>
+      </w:r>
+    </w:p>
+    <w:p>
+      <w:pPr>
+        <w:rPr>
+          <w:rFonts w:hint="eastAsia"/>
+        </w:rPr>
+      </w:pPr>
+      <w:r>
+        <w:t>              MOV    AL, 01H</w:t>
+      </w:r>
+    </w:p>
+    <w:p>
+      <w:pPr>
+        <w:rPr>
+          <w:rFonts w:hint="eastAsia"/>
+        </w:rPr>
+      </w:pPr>
+      <w:r>
+        <w:t>              MOV    DX, 28AH</w:t>
+      </w:r>
+    </w:p>
+    <w:p>
+      <w:pPr>
+        <w:rPr>
+          <w:rFonts w:hint="eastAsia"/>
+        </w:rPr>
+      </w:pPr>
+      <w:r>
+        <w:t>              OUT    DX, AL</w:t>
+      </w:r>
+    </w:p>
+    <w:p>
+      <w:pPr>
+        <w:rPr>
+          <w:rFonts w:hint="eastAsia"/>
+        </w:rPr>
+      </w:pPr>
+    </w:p>
+    <w:p>
+      <w:pPr>
+        <w:rPr>
+          <w:rFonts w:hint="eastAsia"/>
+        </w:rPr>
+      </w:pPr>
+      <w:r>
+        <w:t>       </w:t>
+      </w:r>
+      <w:r>
+        <w:rPr>
+          <w:i/>
+          <w:iCs/>
+        </w:rPr>
+        <w:t>; 延时</w:t>
+      </w:r>
+    </w:p>
+    <w:p>
+      <w:pPr>
+        <w:rPr>
+          <w:rFonts w:hint="eastAsia"/>
+        </w:rPr>
+      </w:pPr>
+      <w:r>
+        <w:t>       </w:t>
+      </w:r>
+      <w:r>
+        <w:rPr>
+          <w:i/>
+          <w:iCs/>
+        </w:rPr>
         <w:t>; 设置CX为3000，进行延时</w:t>
       </w:r>
     </w:p>
     <w:p>
+      <w:pPr>
+        <w:rPr>
+          <w:rFonts w:hint="eastAsia"/>
+        </w:rPr>
+      </w:pPr>
       <w:r>
         <w:t>              MOV    CX, 3000</w:t>
       </w:r>
     </w:p>
     <w:p>
-      <w:r>
-        <w:t xml:space="preserve">       DELAY: </w:t>
-      </w:r>
-    </w:p>
-    <w:p>
+      <w:pPr>
+        <w:rPr>
+          <w:rFonts w:hint="eastAsia"/>
+        </w:rPr>
+      </w:pPr>
+      <w:r>
+        <w:t>       DELAY1:</w:t>
+      </w:r>
+    </w:p>
+    <w:p>
+      <w:pPr>
+        <w:rPr>
+          <w:rFonts w:hint="eastAsia"/>
+        </w:rPr>
+      </w:pPr>
       <w:r>
         <w:t>       </w:t>
       </w:r>
@@ -2208,12 +3305,28 @@
       </w:r>
     </w:p>
     <w:p>
-      <w:r>
-        <w:t>              LOOP   DELAY</w:t>
-      </w:r>
-    </w:p>
-    <w:p/>
-    <w:p>
+      <w:pPr>
+        <w:rPr>
+          <w:rFonts w:hint="eastAsia"/>
+        </w:rPr>
+      </w:pPr>
+      <w:r>
+        <w:t>              LOOP   DELAY1</w:t>
+      </w:r>
+    </w:p>
+    <w:p>
+      <w:pPr>
+        <w:rPr>
+          <w:rFonts w:hint="eastAsia"/>
+        </w:rPr>
+      </w:pPr>
+    </w:p>
+    <w:p>
+      <w:pPr>
+        <w:rPr>
+          <w:rFonts w:hint="eastAsia"/>
+        </w:rPr>
+      </w:pPr>
       <w:r>
         <w:t>       </w:t>
       </w:r>
@@ -2222,10 +3335,15 @@
           <w:i/>
           <w:iCs/>
         </w:rPr>
-        <w:t>; 清除8255 C口</w:t>
-      </w:r>
-    </w:p>
-    <w:p>
+        <w:t>; 检查键盘输入</w:t>
+      </w:r>
+    </w:p>
+    <w:p>
+      <w:pPr>
+        <w:rPr>
+          <w:rFonts w:hint="eastAsia"/>
+        </w:rPr>
+      </w:pPr>
       <w:r>
         <w:t>       </w:t>
       </w:r>
@@ -2234,26 +3352,225 @@
           <w:i/>
           <w:iCs/>
         </w:rPr>
-        <w:t>; 将AL设置为00H，清除C口</w:t>
-      </w:r>
-    </w:p>
-    <w:p>
-      <w:r>
-        <w:t>              MOV    AL, 00H</w:t>
-      </w:r>
-    </w:p>
-    <w:p>
-      <w:r>
-        <w:t>              MOV    DX, 28AH</w:t>
-      </w:r>
-    </w:p>
-    <w:p>
+        <w:t>; 检查是否有键盘输入</w:t>
+      </w:r>
+    </w:p>
+    <w:p>
+      <w:pPr>
+        <w:rPr>
+          <w:rFonts w:hint="eastAsia"/>
+        </w:rPr>
+      </w:pPr>
+      <w:r>
+        <w:t>              MOV    AH, 01H</w:t>
+      </w:r>
+    </w:p>
+    <w:p>
+      <w:pPr>
+        <w:rPr>
+          <w:rFonts w:hint="eastAsia"/>
+        </w:rPr>
+      </w:pPr>
+      <w:r>
+        <w:t>              INT    16H</w:t>
+      </w:r>
+    </w:p>
+    <w:p>
+      <w:pPr>
+        <w:rPr>
+          <w:rFonts w:hint="eastAsia"/>
+        </w:rPr>
+      </w:pPr>
+      <w:r>
+        <w:t>           </w:t>
+      </w:r>
+    </w:p>
+    <w:p>
+      <w:pPr>
+        <w:rPr>
+          <w:rFonts w:hint="eastAsia"/>
+        </w:rPr>
+      </w:pPr>
+      <w:r>
+        <w:t>       </w:t>
+      </w:r>
+      <w:r>
+        <w:rPr>
+          <w:i/>
+          <w:iCs/>
+        </w:rPr>
+        <w:t>; 如果有输入，跳转到EXIT</w:t>
+      </w:r>
+    </w:p>
+    <w:p>
+      <w:pPr>
+        <w:rPr>
+          <w:rFonts w:hint="eastAsia"/>
+        </w:rPr>
+      </w:pPr>
+      <w:r>
+        <w:t>              JNZ    EXIT</w:t>
+      </w:r>
+    </w:p>
+    <w:p>
+      <w:pPr>
+        <w:rPr>
+          <w:rFonts w:hint="eastAsia"/>
+        </w:rPr>
+      </w:pPr>
+      <w:r>
+        <w:t>           </w:t>
+      </w:r>
+    </w:p>
+    <w:p>
+      <w:pPr>
+        <w:rPr>
+          <w:rFonts w:hint="eastAsia"/>
+        </w:rPr>
+      </w:pPr>
+      <w:r>
+        <w:t>       </w:t>
+      </w:r>
+      <w:r>
+        <w:rPr>
+          <w:i/>
+          <w:iCs/>
+        </w:rPr>
+        <w:t>; 如果没有输入，继续循环</w:t>
+      </w:r>
+    </w:p>
+    <w:p>
+      <w:pPr>
+        <w:rPr>
+          <w:rFonts w:hint="eastAsia"/>
+        </w:rPr>
+      </w:pPr>
+      <w:r>
+        <w:t>              JMP    LOOP1</w:t>
+      </w:r>
+    </w:p>
+    <w:p>
+      <w:pPr>
+        <w:rPr>
+          <w:rFonts w:hint="eastAsia"/>
+        </w:rPr>
+      </w:pPr>
+    </w:p>
+    <w:p>
+      <w:pPr>
+        <w:rPr>
+          <w:rFonts w:hint="eastAsia"/>
+        </w:rPr>
+      </w:pPr>
+      <w:r>
+        <w:t>       EXIT:  </w:t>
+      </w:r>
+    </w:p>
+    <w:p>
+      <w:pPr>
+        <w:rPr>
+          <w:rFonts w:hint="eastAsia"/>
+        </w:rPr>
+      </w:pPr>
+      <w:r>
+        <w:t>       </w:t>
+      </w:r>
+      <w:r>
+        <w:rPr>
+          <w:i/>
+          <w:iCs/>
+        </w:rPr>
+        <w:t>; 清除8255 A口</w:t>
+      </w:r>
+    </w:p>
+    <w:p>
+      <w:pPr>
+        <w:rPr>
+          <w:rFonts w:hint="eastAsia"/>
+        </w:rPr>
+      </w:pPr>
+      <w:r>
+        <w:t>       </w:t>
+      </w:r>
+      <w:r>
+        <w:rPr>
+          <w:i/>
+          <w:iCs/>
+        </w:rPr>
+        <w:t>; 将AL设置为0H，清除A口</w:t>
+      </w:r>
+    </w:p>
+    <w:p>
+      <w:pPr>
+        <w:rPr>
+          <w:rFonts w:hint="eastAsia"/>
+        </w:rPr>
+      </w:pPr>
+      <w:r>
+        <w:lastRenderedPageBreak/>
+        <w:t>              MOV    AL, 0H</w:t>
+      </w:r>
+    </w:p>
+    <w:p>
+      <w:pPr>
+        <w:rPr>
+          <w:rFonts w:hint="eastAsia"/>
+        </w:rPr>
+      </w:pPr>
+      <w:r>
+        <w:t>           </w:t>
+      </w:r>
+    </w:p>
+    <w:p>
+      <w:pPr>
+        <w:rPr>
+          <w:rFonts w:hint="eastAsia"/>
+        </w:rPr>
+      </w:pPr>
+      <w:r>
+        <w:t>       </w:t>
+      </w:r>
+      <w:r>
+        <w:rPr>
+          <w:i/>
+          <w:iCs/>
+        </w:rPr>
+        <w:t>; 将0H输出到8255的A口</w:t>
+      </w:r>
+    </w:p>
+    <w:p>
+      <w:pPr>
+        <w:rPr>
+          <w:rFonts w:hint="eastAsia"/>
+        </w:rPr>
+      </w:pPr>
+      <w:r>
+        <w:t>              MOV    DX, 288H</w:t>
+      </w:r>
+    </w:p>
+    <w:p>
+      <w:pPr>
+        <w:rPr>
+          <w:rFonts w:hint="eastAsia"/>
+        </w:rPr>
+      </w:pPr>
       <w:r>
         <w:t>              OUT    DX, AL</w:t>
       </w:r>
     </w:p>
-    <w:p/>
-    <w:p>
+    <w:p>
+      <w:pPr>
+        <w:rPr>
+          <w:rFonts w:hint="eastAsia"/>
+        </w:rPr>
+      </w:pPr>
+    </w:p>
+    <w:p>
+      <w:pPr>
+        <w:rPr>
+          <w:rFonts w:hint="eastAsia"/>
+        </w:rPr>
+      </w:pPr>
       <w:r>
         <w:t>       </w:t>
       </w:r>
@@ -2262,10 +3579,15 @@
           <w:i/>
           <w:iCs/>
         </w:rPr>
-        <w:t>; 显示数字6</w:t>
-      </w:r>
-    </w:p>
-    <w:p>
+        <w:t>; 返回DOS</w:t>
+      </w:r>
+    </w:p>
+    <w:p>
+      <w:pPr>
+        <w:rPr>
+          <w:rFonts w:hint="eastAsia"/>
+        </w:rPr>
+      </w:pPr>
       <w:r>
         <w:t>       </w:t>
       </w:r>
@@ -2274,20 +3596,35 @@
           <w:i/>
           <w:iCs/>
         </w:rPr>
-        <w:t>; 将AL设置为6</w:t>
-      </w:r>
-    </w:p>
-    <w:p>
-      <w:r>
-        <w:t>              MOV    AL, 6</w:t>
-      </w:r>
-    </w:p>
-    <w:p>
+        <w:t>; 设置AH为4CH，准备返回DOS</w:t>
+      </w:r>
+    </w:p>
+    <w:p>
+      <w:pPr>
+        <w:rPr>
+          <w:rFonts w:hint="eastAsia"/>
+        </w:rPr>
+      </w:pPr>
+      <w:r>
+        <w:t>              MOV    AH, 4CH</w:t>
+      </w:r>
+    </w:p>
+    <w:p>
+      <w:pPr>
+        <w:rPr>
+          <w:rFonts w:hint="eastAsia"/>
+        </w:rPr>
+      </w:pPr>
       <w:r>
         <w:t>           </w:t>
       </w:r>
     </w:p>
     <w:p>
+      <w:pPr>
+        <w:rPr>
+          <w:rFonts w:hint="eastAsia"/>
+        </w:rPr>
+      </w:pPr>
       <w:r>
         <w:t>       </w:t>
       </w:r>
@@ -2296,400 +3633,62 @@
           <w:i/>
           <w:iCs/>
         </w:rPr>
-        <w:t>; 将LED表的起始地址加载到BX寄存器</w:t>
-      </w:r>
-    </w:p>
-    <w:p>
-      <w:r>
-        <w:t>              MOV    BX, OFFSET LED</w:t>
-      </w:r>
-    </w:p>
-    <w:p>
-      <w:r>
-        <w:t>           </w:t>
-      </w:r>
-    </w:p>
-    <w:p>
-      <w:r>
-        <w:t>       </w:t>
-      </w:r>
-      <w:r>
-        <w:rPr>
-          <w:i/>
-          <w:iCs/>
-        </w:rPr>
-        <w:t>; 查表求出相应的</w:t>
-      </w:r>
-      <w:proofErr w:type="gramStart"/>
-      <w:r>
-        <w:rPr>
-          <w:i/>
-          <w:iCs/>
-        </w:rPr>
-        <w:t>段码给</w:t>
-      </w:r>
-      <w:proofErr w:type="gramEnd"/>
-      <w:r>
-        <w:rPr>
-          <w:i/>
-          <w:iCs/>
-        </w:rPr>
-        <w:t>AL</w:t>
-      </w:r>
-    </w:p>
-    <w:p>
-      <w:r>
-        <w:t>              XLAT</w:t>
-      </w:r>
-    </w:p>
-    <w:p>
-      <w:r>
-        <w:t>           </w:t>
-      </w:r>
-    </w:p>
-    <w:p>
-      <w:r>
-        <w:t>       </w:t>
-      </w:r>
-      <w:r>
-        <w:rPr>
-          <w:i/>
-          <w:iCs/>
-        </w:rPr>
-        <w:t xml:space="preserve">; </w:t>
-      </w:r>
-      <w:proofErr w:type="gramStart"/>
-      <w:r>
-        <w:rPr>
-          <w:i/>
-          <w:iCs/>
-        </w:rPr>
-        <w:t>将段码输出</w:t>
-      </w:r>
-      <w:proofErr w:type="gramEnd"/>
-      <w:r>
-        <w:rPr>
-          <w:i/>
-          <w:iCs/>
-        </w:rPr>
-        <w:t>到8255的A口</w:t>
-      </w:r>
-    </w:p>
-    <w:p>
-      <w:r>
-        <w:t>              MOV    DX, 288H</w:t>
-      </w:r>
-    </w:p>
-    <w:p>
-      <w:r>
-        <w:t>              OUT    DX, AL</w:t>
-      </w:r>
-    </w:p>
-    <w:p/>
-    <w:p>
-      <w:r>
-        <w:t>       </w:t>
-      </w:r>
-      <w:r>
-        <w:rPr>
-          <w:i/>
-          <w:iCs/>
-        </w:rPr>
-        <w:t>; 选择8255 C口位1</w:t>
-      </w:r>
-    </w:p>
-    <w:p>
-      <w:r>
-        <w:lastRenderedPageBreak/>
-        <w:t>       </w:t>
-      </w:r>
-      <w:r>
-        <w:rPr>
-          <w:i/>
-          <w:iCs/>
-        </w:rPr>
-        <w:t>; 将AL设置为01H，选择C口位1</w:t>
-      </w:r>
-    </w:p>
-    <w:p>
-      <w:r>
-        <w:t>              MOV    AL, 01H</w:t>
-      </w:r>
-    </w:p>
-    <w:p>
-      <w:r>
-        <w:t>              MOV    DX, 28AH</w:t>
-      </w:r>
-    </w:p>
-    <w:p>
-      <w:r>
-        <w:t>              OUT    DX, AL</w:t>
-      </w:r>
-    </w:p>
-    <w:p/>
-    <w:p>
-      <w:r>
-        <w:t>       </w:t>
-      </w:r>
-      <w:r>
-        <w:rPr>
-          <w:i/>
-          <w:iCs/>
-        </w:rPr>
-        <w:t>; 延时</w:t>
-      </w:r>
-    </w:p>
-    <w:p>
-      <w:r>
-        <w:t>       </w:t>
-      </w:r>
-      <w:r>
-        <w:rPr>
-          <w:i/>
-          <w:iCs/>
-        </w:rPr>
-        <w:t>; 设置CX为3000，进行延时</w:t>
-      </w:r>
-    </w:p>
-    <w:p>
-      <w:r>
-        <w:t>              MOV    CX, 3000</w:t>
-      </w:r>
-    </w:p>
-    <w:p>
-      <w:r>
-        <w:t>       DELAY1:</w:t>
-      </w:r>
-    </w:p>
-    <w:p>
-      <w:r>
-        <w:t>       </w:t>
-      </w:r>
-      <w:r>
-        <w:rPr>
-          <w:i/>
-          <w:iCs/>
-        </w:rPr>
-        <w:t>; 循环延时</w:t>
-      </w:r>
-    </w:p>
-    <w:p>
-      <w:r>
-        <w:t>              LOOP   DELAY1</w:t>
-      </w:r>
-    </w:p>
-    <w:p/>
-    <w:p>
-      <w:r>
-        <w:t>       </w:t>
-      </w:r>
-      <w:r>
-        <w:rPr>
-          <w:i/>
-          <w:iCs/>
-        </w:rPr>
-        <w:t>; 检查键盘输入</w:t>
-      </w:r>
-    </w:p>
-    <w:p>
-      <w:r>
-        <w:t>       </w:t>
-      </w:r>
-      <w:r>
-        <w:rPr>
-          <w:i/>
-          <w:iCs/>
-        </w:rPr>
-        <w:t>; 检查是否有键盘输入</w:t>
-      </w:r>
-    </w:p>
-    <w:p>
-      <w:r>
-        <w:t>              MOV    AH, 01H</w:t>
-      </w:r>
-    </w:p>
-    <w:p>
-      <w:r>
-        <w:t>              INT    16H</w:t>
-      </w:r>
-    </w:p>
-    <w:p>
-      <w:r>
-        <w:t>           </w:t>
-      </w:r>
-    </w:p>
-    <w:p>
-      <w:r>
-        <w:t>       </w:t>
-      </w:r>
-      <w:r>
-        <w:rPr>
-          <w:i/>
-          <w:iCs/>
-        </w:rPr>
-        <w:t>; 如果有输入，跳转到EXIT</w:t>
-      </w:r>
-    </w:p>
-    <w:p>
-      <w:r>
-        <w:t>              JNZ    EXIT</w:t>
-      </w:r>
-    </w:p>
-    <w:p>
-      <w:r>
-        <w:t>           </w:t>
-      </w:r>
-    </w:p>
-    <w:p>
-      <w:r>
-        <w:t>       </w:t>
-      </w:r>
-      <w:r>
-        <w:rPr>
-          <w:i/>
-          <w:iCs/>
-        </w:rPr>
-        <w:t>; 如果没有输入，继续循环</w:t>
-      </w:r>
-    </w:p>
-    <w:p>
-      <w:r>
-        <w:t>              JMP    LOOP1</w:t>
-      </w:r>
-    </w:p>
-    <w:p/>
-    <w:p>
-      <w:r>
-        <w:t>       EXIT:  </w:t>
-      </w:r>
-    </w:p>
-    <w:p>
-      <w:r>
-        <w:t>       </w:t>
-      </w:r>
-      <w:r>
-        <w:rPr>
-          <w:i/>
-          <w:iCs/>
-        </w:rPr>
-        <w:t>; 清除8255 A口</w:t>
-      </w:r>
-    </w:p>
-    <w:p>
-      <w:r>
-        <w:t>       </w:t>
-      </w:r>
-      <w:r>
-        <w:rPr>
-          <w:i/>
-          <w:iCs/>
-        </w:rPr>
-        <w:t>; 将AL设置为0H，清除A口</w:t>
-      </w:r>
-    </w:p>
-    <w:p>
-      <w:r>
-        <w:t>              MOV    AL, 0H</w:t>
-      </w:r>
-    </w:p>
-    <w:p>
-      <w:r>
-        <w:lastRenderedPageBreak/>
-        <w:t>           </w:t>
-      </w:r>
-    </w:p>
-    <w:p>
-      <w:r>
-        <w:t>       </w:t>
-      </w:r>
-      <w:r>
-        <w:rPr>
-          <w:i/>
-          <w:iCs/>
-        </w:rPr>
-        <w:t>; 将0H输出到8255的A口</w:t>
-      </w:r>
-    </w:p>
-    <w:p>
-      <w:r>
-        <w:t>              MOV    DX, 288H</w:t>
-      </w:r>
-    </w:p>
-    <w:p>
-      <w:r>
-        <w:t>              OUT    DX, AL</w:t>
-      </w:r>
-    </w:p>
-    <w:p/>
-    <w:p>
-      <w:r>
-        <w:t>       </w:t>
-      </w:r>
-      <w:r>
-        <w:rPr>
-          <w:i/>
-          <w:iCs/>
-        </w:rPr>
-        <w:t>; 返回DOS</w:t>
-      </w:r>
-    </w:p>
-    <w:p>
-      <w:r>
-        <w:t>       </w:t>
-      </w:r>
-      <w:r>
-        <w:rPr>
-          <w:i/>
-          <w:iCs/>
-        </w:rPr>
-        <w:t>; 设置AH为4CH，准备返回DOS</w:t>
-      </w:r>
-    </w:p>
-    <w:p>
-      <w:r>
-        <w:t>              MOV    AH, 4CH</w:t>
-      </w:r>
-    </w:p>
-    <w:p>
-      <w:r>
-        <w:t>           </w:t>
-      </w:r>
-    </w:p>
-    <w:p>
-      <w:r>
-        <w:t>       </w:t>
-      </w:r>
-      <w:r>
-        <w:rPr>
-          <w:i/>
-          <w:iCs/>
-        </w:rPr>
         <w:t>; 调用DOS中断21H，结束程序</w:t>
       </w:r>
     </w:p>
     <w:p>
+      <w:pPr>
+        <w:rPr>
+          <w:rFonts w:hint="eastAsia"/>
+        </w:rPr>
+      </w:pPr>
       <w:r>
         <w:t>              INT    21H</w:t>
       </w:r>
     </w:p>
-    <w:p/>
-    <w:p>
+    <w:p>
+      <w:pPr>
+        <w:rPr>
+          <w:rFonts w:hint="eastAsia"/>
+        </w:rPr>
+      </w:pPr>
+    </w:p>
+    <w:p>
+      <w:pPr>
+        <w:rPr>
+          <w:rFonts w:hint="eastAsia"/>
+        </w:rPr>
+      </w:pPr>
       <w:r>
         <w:t>CODE ENDS</w:t>
       </w:r>
     </w:p>
     <w:p>
+      <w:pPr>
+        <w:rPr>
+          <w:rFonts w:hint="eastAsia"/>
+        </w:rPr>
+      </w:pPr>
       <w:r>
         <w:t>END START</w:t>
       </w:r>
     </w:p>
-    <w:p/>
+    <w:p>
+      <w:pPr>
+        <w:rPr>
+          <w:rFonts w:hint="eastAsia"/>
+        </w:rPr>
+      </w:pPr>
+    </w:p>
     <w:p>
       <w:pPr>
         <w:numPr>
           <w:ilvl w:val="0"/>
           <w:numId w:val="2"/>
         </w:numPr>
+        <w:rPr>
+          <w:rFonts w:hint="eastAsia"/>
+        </w:rPr>
       </w:pPr>
       <w:r>
         <w:t>程序首先会显示字符串</w:t>
@@ -2717,6 +3716,9 @@
           <w:ilvl w:val="0"/>
           <w:numId w:val="2"/>
         </w:numPr>
+        <w:rPr>
+          <w:rFonts w:hint="eastAsia"/>
+        </w:rPr>
       </w:pPr>
       <w:r>
         <w:t>然后进入一个循环，依次显示数字5和数字6，并通过8255的C</w:t>
@@ -2736,6 +3738,9 @@
           <w:ilvl w:val="0"/>
           <w:numId w:val="2"/>
         </w:numPr>
+        <w:rPr>
+          <w:rFonts w:hint="eastAsia"/>
+        </w:rPr>
       </w:pPr>
       <w:r>
         <w:t>每次显示后进行延时。</w:t>
@@ -2747,6 +3752,9 @@
           <w:ilvl w:val="0"/>
           <w:numId w:val="2"/>
         </w:numPr>
+        <w:rPr>
+          <w:rFonts w:hint="eastAsia"/>
+        </w:rPr>
       </w:pPr>
       <w:r>
         <w:t>检查是否有键盘输入，如果有输入则退出循环。</w:t>
@@ -2758,6 +3766,9 @@
           <w:ilvl w:val="0"/>
           <w:numId w:val="2"/>
         </w:numPr>
+        <w:rPr>
+          <w:rFonts w:hint="eastAsia"/>
+        </w:rPr>
       </w:pPr>
       <w:r>
         <w:t>退出循环后，清除8255的A口，并结束程序。</w:t>
@@ -2770,7 +3781,13 @@
         </w:rPr>
       </w:pPr>
     </w:p>
-    <w:p/>
+    <w:p>
+      <w:pPr>
+        <w:rPr>
+          <w:rFonts w:hint="eastAsia"/>
+        </w:rPr>
+      </w:pPr>
+    </w:p>
     <w:p>
       <w:pPr>
         <w:snapToGrid w:val="0"/>
@@ -2837,6 +3854,16 @@
         <w:spacing w:beforeLines="50" w:before="156" w:afterLines="50" w:after="156" w:line="240" w:lineRule="auto"/>
         <w:jc w:val="both"/>
         <w:rPr>
+          <w:rFonts w:ascii="黑体" w:eastAsia="黑体" w:hAnsi="Cambria" w:cs="Times New Roman"/>
+          <w:b/>
+          <w:bCs/>
+          <w:sz w:val="30"/>
+          <w:szCs w:val="30"/>
+          <w14:ligatures w14:val="none"/>
+        </w:rPr>
+      </w:pPr>
+      <w:r>
+        <w:rPr>
           <w:rFonts w:ascii="黑体" w:eastAsia="黑体" w:hAnsi="Cambria" w:cs="Times New Roman" w:hint="eastAsia"/>
           <w:b/>
           <w:bCs/>
@@ -2844,17 +3871,6 @@
           <w:szCs w:val="30"/>
           <w14:ligatures w14:val="none"/>
         </w:rPr>
-      </w:pPr>
-      <w:r>
-        <w:rPr>
-          <w:rFonts w:ascii="黑体" w:eastAsia="黑体" w:hAnsi="Cambria" w:cs="Times New Roman" w:hint="eastAsia"/>
-          <w:b/>
-          <w:bCs/>
-          <w:sz w:val="30"/>
-          <w:szCs w:val="30"/>
-          <w14:ligatures w14:val="none"/>
-        </w:rPr>
-        <w:lastRenderedPageBreak/>
         <w:t>六、实验总结和体会</w:t>
       </w:r>
     </w:p>
@@ -2866,7 +3882,7 @@
         <w:jc w:val="both"/>
         <w:textAlignment w:val="baseline"/>
         <w:rPr>
-          <w:rFonts w:ascii="宋体" w:eastAsia="宋体" w:hAnsi="宋体" w:cs="Times New Roman"/>
+          <w:rFonts w:ascii="宋体" w:eastAsia="宋体" w:hAnsi="宋体" w:cs="Times New Roman" w:hint="eastAsia"/>
           <w:sz w:val="24"/>
           <w14:ligatures w14:val="none"/>
         </w:rPr>
@@ -2888,21 +3904,21 @@
         <w:jc w:val="both"/>
         <w:textAlignment w:val="baseline"/>
         <w:rPr>
+          <w:rFonts w:ascii="宋体" w:eastAsia="宋体" w:hAnsi="宋体" w:cs="Times New Roman" w:hint="eastAsia"/>
+          <w:b/>
+          <w:bCs/>
+          <w:sz w:val="24"/>
+          <w14:ligatures w14:val="none"/>
+        </w:rPr>
+      </w:pPr>
+      <w:r>
+        <w:rPr>
           <w:rFonts w:ascii="宋体" w:eastAsia="宋体" w:hAnsi="宋体" w:cs="Times New Roman"/>
           <w:b/>
           <w:bCs/>
           <w:sz w:val="24"/>
           <w14:ligatures w14:val="none"/>
         </w:rPr>
-      </w:pPr>
-      <w:r>
-        <w:rPr>
-          <w:rFonts w:ascii="宋体" w:eastAsia="宋体" w:hAnsi="宋体" w:cs="Times New Roman"/>
-          <w:b/>
-          <w:bCs/>
-          <w:sz w:val="24"/>
-          <w14:ligatures w14:val="none"/>
-        </w:rPr>
         <w:t>体会</w:t>
       </w:r>
     </w:p>
@@ -2914,7 +3930,7 @@
         <w:jc w:val="both"/>
         <w:textAlignment w:val="baseline"/>
         <w:rPr>
-          <w:rFonts w:ascii="宋体" w:eastAsia="宋体" w:hAnsi="宋体" w:cs="Times New Roman"/>
+          <w:rFonts w:ascii="宋体" w:eastAsia="宋体" w:hAnsi="宋体" w:cs="Times New Roman" w:hint="eastAsia"/>
           <w:sz w:val="24"/>
           <w14:ligatures w14:val="none"/>
         </w:rPr>
@@ -3112,28 +4128,6 @@
         </w:rPr>
         <w:t>教师签名_____________</w:t>
       </w:r>
-    </w:p>
-    <w:p>
-      <w:pPr>
-        <w:adjustRightInd w:val="0"/>
-        <w:spacing w:after="0" w:line="360" w:lineRule="atLeast"/>
-        <w:jc w:val="center"/>
-        <w:textAlignment w:val="baseline"/>
-        <w:rPr>
-          <w:rFonts w:ascii="Times New Roman" w:eastAsia="宋体" w:hAnsi="Times New Roman" w:cs="Times New Roman" w:hint="eastAsia"/>
-          <w:b/>
-          <w:sz w:val="36"/>
-          <w:szCs w:val="36"/>
-          <w14:ligatures w14:val="none"/>
-        </w:rPr>
-      </w:pPr>
-    </w:p>
-    <w:p>
-      <w:pPr>
-        <w:rPr>
-          <w:rFonts w:hint="eastAsia"/>
-        </w:rPr>
-      </w:pPr>
     </w:p>
     <w:sectPr>
       <w:pgSz w:w="11906" w:h="16838"/>
@@ -4062,6 +5056,7 @@
   <w:style w:type="character" w:default="1" w:styleId="a0">
     <w:name w:val="Default Paragraph Font"/>
     <w:uiPriority w:val="1"/>
+    <w:semiHidden/>
     <w:unhideWhenUsed/>
   </w:style>
   <w:style w:type="table" w:default="1" w:styleId="a1">
